--- a/ROADMAP.docx
+++ b/ROADMAP.docx
@@ -55,416 +55,2624 @@
           <w:b/>
           <w:bCs/>
         </w:rPr>
-        <w:t xml:space="preserve"> + IA</w:t>
+        <w:t xml:space="preserve"> + IA (Desglose de Contexto)</w:t>
       </w:r>
     </w:p>
     <w:p>
-      <w:r>
-        <w:rPr>
-          <w:b/>
-          <w:bCs/>
-        </w:rPr>
-        <w:t xml:space="preserve">Hito 1: </w:t>
-      </w:r>
-      <w:proofErr w:type="spellStart"/>
-      <w:r>
-        <w:rPr>
-          <w:b/>
-          <w:bCs/>
-        </w:rPr>
-        <w:t>Setup</w:t>
-      </w:r>
-      <w:proofErr w:type="spellEnd"/>
-      <w:r>
-        <w:rPr>
-          <w:b/>
-          <w:bCs/>
-        </w:rPr>
-        <w:t xml:space="preserve"> Enterprise y Herramientas Base</w:t>
+      <w:pPr>
+        <w:rPr>
+          <w:b/>
+          <w:bCs/>
+        </w:rPr>
+      </w:pPr>
+      <w:r>
+        <w:rPr>
+          <w:b/>
+          <w:bCs/>
+        </w:rPr>
+        <w:t>Parte 1: Cimientos y Generación (Hitos 1 al 4)</w:t>
       </w:r>
     </w:p>
     <w:p>
       <w:pPr>
+        <w:rPr>
+          <w:b/>
+          <w:bCs/>
+        </w:rPr>
+      </w:pPr>
+      <w:r>
+        <w:rPr>
+          <w:b/>
+          <w:bCs/>
+        </w:rPr>
+        <w:t xml:space="preserve">Hito 1: </w:t>
+      </w:r>
+      <w:proofErr w:type="spellStart"/>
+      <w:r>
+        <w:rPr>
+          <w:b/>
+          <w:bCs/>
+        </w:rPr>
+        <w:t>Setup</w:t>
+      </w:r>
+      <w:proofErr w:type="spellEnd"/>
+      <w:r>
+        <w:rPr>
+          <w:b/>
+          <w:bCs/>
+        </w:rPr>
+        <w:t xml:space="preserve"> Enterprise y Herramientas Base [COMPLETADO]</w:t>
+      </w:r>
+    </w:p>
+    <w:p>
+      <w:pPr>
         <w:numPr>
           <w:ilvl w:val="0"/>
-          <w:numId w:val="1"/>
+          <w:numId w:val="6"/>
         </w:numPr>
-      </w:pPr>
-      <w:r>
-        <w:t xml:space="preserve">Instalación de </w:t>
-      </w:r>
-      <w:proofErr w:type="spellStart"/>
-      <w:r>
-        <w:t>Node.js</w:t>
-      </w:r>
-      <w:proofErr w:type="spellEnd"/>
-      <w:r>
-        <w:t xml:space="preserve"> y </w:t>
-      </w:r>
-      <w:proofErr w:type="spellStart"/>
-      <w:r>
-        <w:t>Playwright</w:t>
-      </w:r>
-      <w:proofErr w:type="spellEnd"/>
-      <w:r>
-        <w:t xml:space="preserve"> en un entorno limpio.</w:t>
+        <w:rPr>
+          <w:b/>
+          <w:bCs/>
+        </w:rPr>
+      </w:pPr>
+      <w:r>
+        <w:rPr>
+          <w:b/>
+          <w:bCs/>
+        </w:rPr>
+        <w:t xml:space="preserve">Objetivo: Establecer la infraestructura técnica y los permisos de acceso para el ecosistema </w:t>
+      </w:r>
+      <w:proofErr w:type="spellStart"/>
+      <w:r>
+        <w:rPr>
+          <w:b/>
+          <w:bCs/>
+        </w:rPr>
+        <w:t>multiagente</w:t>
+      </w:r>
+      <w:proofErr w:type="spellEnd"/>
+      <w:r>
+        <w:rPr>
+          <w:b/>
+          <w:bCs/>
+        </w:rPr>
+        <w:t>.</w:t>
       </w:r>
     </w:p>
     <w:p>
       <w:pPr>
         <w:numPr>
           <w:ilvl w:val="0"/>
-          <w:numId w:val="1"/>
+          <w:numId w:val="6"/>
         </w:numPr>
-      </w:pPr>
-      <w:r>
-        <w:t xml:space="preserve">Configuración del cliente </w:t>
-      </w:r>
-      <w:proofErr w:type="spellStart"/>
-      <w:r>
-        <w:t>MCP</w:t>
-      </w:r>
-      <w:proofErr w:type="spellEnd"/>
-      <w:r>
-        <w:t xml:space="preserve"> (Host) que ejecutará los agentes.</w:t>
+        <w:rPr>
+          <w:b/>
+          <w:bCs/>
+        </w:rPr>
+      </w:pPr>
+      <w:r>
+        <w:rPr>
+          <w:b/>
+          <w:bCs/>
+        </w:rPr>
+        <w:t>Detalle Técnico:</w:t>
       </w:r>
     </w:p>
     <w:p>
       <w:pPr>
         <w:numPr>
-          <w:ilvl w:val="0"/>
-          <w:numId w:val="1"/>
+          <w:ilvl w:val="1"/>
+          <w:numId w:val="6"/>
         </w:numPr>
-      </w:pPr>
-      <w:r>
-        <w:t>Instalación y configuración del servidor @</w:t>
-      </w:r>
-      <w:proofErr w:type="spellStart"/>
-      <w:r>
+        <w:rPr>
+          <w:b/>
+          <w:bCs/>
+        </w:rPr>
+      </w:pPr>
+      <w:r>
+        <w:rPr>
+          <w:b/>
+          <w:bCs/>
+        </w:rPr>
+        <w:t xml:space="preserve">Inicialización del proyecto </w:t>
+      </w:r>
+      <w:proofErr w:type="spellStart"/>
+      <w:r>
+        <w:rPr>
+          <w:b/>
+          <w:bCs/>
+        </w:rPr>
+        <w:t>Node.js</w:t>
+      </w:r>
+      <w:proofErr w:type="spellEnd"/>
+      <w:r>
+        <w:rPr>
+          <w:b/>
+          <w:bCs/>
+        </w:rPr>
+        <w:t xml:space="preserve"> e instalación nativa de @</w:t>
+      </w:r>
+      <w:proofErr w:type="spellStart"/>
+      <w:r>
+        <w:rPr>
+          <w:b/>
+          <w:bCs/>
+        </w:rPr>
         <w:t>playwright</w:t>
       </w:r>
       <w:proofErr w:type="spellEnd"/>
       <w:r>
-        <w:t>/</w:t>
-      </w:r>
-      <w:proofErr w:type="spellStart"/>
-      <w:r>
-        <w:t>mcp</w:t>
-      </w:r>
-      <w:proofErr w:type="spellEnd"/>
-      <w:r>
-        <w:t xml:space="preserve"> aislado. </w:t>
+        <w:rPr>
+          <w:b/>
+          <w:bCs/>
+        </w:rPr>
+        <w:t>/test.</w:t>
       </w:r>
     </w:p>
     <w:p>
       <w:pPr>
         <w:numPr>
-          <w:ilvl w:val="0"/>
-          <w:numId w:val="1"/>
+          <w:ilvl w:val="1"/>
+          <w:numId w:val="6"/>
         </w:numPr>
-      </w:pPr>
-      <w:r>
-        <w:t xml:space="preserve">Estructuración del repositorio (carpetas </w:t>
-      </w:r>
-      <w:proofErr w:type="spellStart"/>
-      <w:r>
-        <w:t>pages</w:t>
-      </w:r>
-      <w:proofErr w:type="spellEnd"/>
-      <w:r>
-        <w:t xml:space="preserve">, </w:t>
-      </w:r>
-      <w:proofErr w:type="spellStart"/>
-      <w:r>
-        <w:t>tests</w:t>
-      </w:r>
-      <w:proofErr w:type="spellEnd"/>
-      <w:r>
-        <w:t xml:space="preserve">, fixtures, </w:t>
-      </w:r>
-      <w:proofErr w:type="spellStart"/>
-      <w:r>
-        <w:t>skills</w:t>
-      </w:r>
-      <w:proofErr w:type="spellEnd"/>
-      <w:r>
-        <w:t>).</w:t>
+        <w:rPr>
+          <w:b/>
+          <w:bCs/>
+        </w:rPr>
+      </w:pPr>
+      <w:r>
+        <w:rPr>
+          <w:b/>
+          <w:bCs/>
+        </w:rPr>
+        <w:t xml:space="preserve">Configuración del cliente </w:t>
+      </w:r>
+      <w:proofErr w:type="spellStart"/>
+      <w:r>
+        <w:rPr>
+          <w:b/>
+          <w:bCs/>
+        </w:rPr>
+        <w:t>MCP</w:t>
+      </w:r>
+      <w:proofErr w:type="spellEnd"/>
+      <w:r>
+        <w:rPr>
+          <w:b/>
+          <w:bCs/>
+        </w:rPr>
+        <w:t xml:space="preserve"> (Claude Desktop) modificando </w:t>
+      </w:r>
+      <w:proofErr w:type="spellStart"/>
+      <w:r>
+        <w:rPr>
+          <w:b/>
+          <w:bCs/>
+        </w:rPr>
+        <w:t>claude_desktop_</w:t>
+      </w:r>
+      <w:proofErr w:type="gramStart"/>
+      <w:r>
+        <w:rPr>
+          <w:b/>
+          <w:bCs/>
+        </w:rPr>
+        <w:t>config.json</w:t>
+      </w:r>
+      <w:proofErr w:type="spellEnd"/>
+      <w:proofErr w:type="gramEnd"/>
+      <w:r>
+        <w:rPr>
+          <w:b/>
+          <w:bCs/>
+        </w:rPr>
+        <w:t>.</w:t>
       </w:r>
     </w:p>
     <w:p>
-      <w:r>
-        <w:rPr>
-          <w:b/>
-          <w:bCs/>
-        </w:rPr>
-        <w:t>Hito 2: Agente Planificador (Requisitos y Riesgos)</w:t>
+      <w:pPr>
+        <w:numPr>
+          <w:ilvl w:val="1"/>
+          <w:numId w:val="6"/>
+        </w:numPr>
+        <w:rPr>
+          <w:b/>
+          <w:bCs/>
+        </w:rPr>
+      </w:pPr>
+      <w:r>
+        <w:rPr>
+          <w:b/>
+          <w:bCs/>
+        </w:rPr>
+        <w:t>Despliegue del servidor @</w:t>
+      </w:r>
+      <w:proofErr w:type="spellStart"/>
+      <w:r>
+        <w:rPr>
+          <w:b/>
+          <w:bCs/>
+        </w:rPr>
+        <w:t>playwright</w:t>
+      </w:r>
+      <w:proofErr w:type="spellEnd"/>
+      <w:r>
+        <w:rPr>
+          <w:b/>
+          <w:bCs/>
+        </w:rPr>
+        <w:t>/</w:t>
+      </w:r>
+      <w:proofErr w:type="spellStart"/>
+      <w:r>
+        <w:rPr>
+          <w:b/>
+          <w:bCs/>
+        </w:rPr>
+        <w:t>mcp</w:t>
+      </w:r>
+      <w:proofErr w:type="spellEnd"/>
+      <w:r>
+        <w:rPr>
+          <w:b/>
+          <w:bCs/>
+        </w:rPr>
+        <w:t xml:space="preserve"> configurado en modo --</w:t>
+      </w:r>
+      <w:proofErr w:type="spellStart"/>
+      <w:r>
+        <w:rPr>
+          <w:b/>
+          <w:bCs/>
+        </w:rPr>
+        <w:t>isolated</w:t>
+      </w:r>
+      <w:proofErr w:type="spellEnd"/>
+      <w:r>
+        <w:rPr>
+          <w:b/>
+          <w:bCs/>
+        </w:rPr>
+        <w:t xml:space="preserve"> para evitar dependencias de estado en las pruebas. </w:t>
       </w:r>
     </w:p>
     <w:p>
       <w:pPr>
         <w:numPr>
-          <w:ilvl w:val="0"/>
-          <w:numId w:val="2"/>
+          <w:ilvl w:val="1"/>
+          <w:numId w:val="6"/>
         </w:numPr>
-      </w:pPr>
-      <w:r>
-        <w:t xml:space="preserve">Creación de una Historia de Usuario (US) estructurada en formato </w:t>
-      </w:r>
-      <w:proofErr w:type="spellStart"/>
-      <w:r>
-        <w:t>Markdown</w:t>
-      </w:r>
-      <w:proofErr w:type="spellEnd"/>
-      <w:r>
-        <w:t xml:space="preserve"> (simulando Jira).</w:t>
+        <w:rPr>
+          <w:b/>
+          <w:bCs/>
+        </w:rPr>
+      </w:pPr>
+      <w:r>
+        <w:rPr>
+          <w:b/>
+          <w:bCs/>
+        </w:rPr>
+        <w:t xml:space="preserve">Despliegue del servidor GitHub </w:t>
+      </w:r>
+      <w:proofErr w:type="spellStart"/>
+      <w:r>
+        <w:rPr>
+          <w:b/>
+          <w:bCs/>
+        </w:rPr>
+        <w:t>MCP</w:t>
+      </w:r>
+      <w:proofErr w:type="spellEnd"/>
+      <w:r>
+        <w:rPr>
+          <w:b/>
+          <w:bCs/>
+        </w:rPr>
+        <w:t xml:space="preserve"> (@</w:t>
+      </w:r>
+      <w:proofErr w:type="spellStart"/>
+      <w:r>
+        <w:rPr>
+          <w:b/>
+          <w:bCs/>
+        </w:rPr>
+        <w:t>modelcontextprotocol</w:t>
+      </w:r>
+      <w:proofErr w:type="spellEnd"/>
+      <w:r>
+        <w:rPr>
+          <w:b/>
+          <w:bCs/>
+        </w:rPr>
+        <w:t>/server-</w:t>
+      </w:r>
+      <w:proofErr w:type="spellStart"/>
+      <w:r>
+        <w:rPr>
+          <w:b/>
+          <w:bCs/>
+        </w:rPr>
+        <w:t>github</w:t>
+      </w:r>
+      <w:proofErr w:type="spellEnd"/>
+      <w:r>
+        <w:rPr>
+          <w:b/>
+          <w:bCs/>
+        </w:rPr>
+        <w:t>) autenticado mediante un Personal Access Token (PAT) con permisos de repo.</w:t>
       </w:r>
     </w:p>
     <w:p>
       <w:pPr>
         <w:numPr>
+          <w:ilvl w:val="1"/>
+          <w:numId w:val="6"/>
+        </w:numPr>
+        <w:rPr>
+          <w:b/>
+          <w:bCs/>
+        </w:rPr>
+      </w:pPr>
+      <w:r>
+        <w:rPr>
+          <w:b/>
+          <w:bCs/>
+        </w:rPr>
+        <w:t>Estructuración y subida a la nube del repositorio (</w:t>
+      </w:r>
+      <w:proofErr w:type="spellStart"/>
+      <w:r>
+        <w:rPr>
+          <w:b/>
+          <w:bCs/>
+        </w:rPr>
+        <w:t>HugoTcach</w:t>
+      </w:r>
+      <w:proofErr w:type="spellEnd"/>
+      <w:r>
+        <w:rPr>
+          <w:b/>
+          <w:bCs/>
+        </w:rPr>
+        <w:t>/</w:t>
+      </w:r>
+      <w:proofErr w:type="spellStart"/>
+      <w:r>
+        <w:rPr>
+          <w:b/>
+          <w:bCs/>
+        </w:rPr>
+        <w:t>playwright-mvp</w:t>
+      </w:r>
+      <w:proofErr w:type="spellEnd"/>
+      <w:r>
+        <w:rPr>
+          <w:b/>
+          <w:bCs/>
+        </w:rPr>
+        <w:t xml:space="preserve">), definiendo la jerarquía de directorios: </w:t>
+      </w:r>
+      <w:proofErr w:type="spellStart"/>
+      <w:r>
+        <w:rPr>
+          <w:b/>
+          <w:bCs/>
+        </w:rPr>
+        <w:t>pages</w:t>
+      </w:r>
+      <w:proofErr w:type="spellEnd"/>
+      <w:r>
+        <w:rPr>
+          <w:b/>
+          <w:bCs/>
+        </w:rPr>
+        <w:t xml:space="preserve">/ (Page </w:t>
+      </w:r>
+      <w:proofErr w:type="spellStart"/>
+      <w:r>
+        <w:rPr>
+          <w:b/>
+          <w:bCs/>
+        </w:rPr>
+        <w:t>Object</w:t>
+      </w:r>
+      <w:proofErr w:type="spellEnd"/>
+      <w:r>
+        <w:rPr>
+          <w:b/>
+          <w:bCs/>
+        </w:rPr>
+        <w:t xml:space="preserve"> Model), </w:t>
+      </w:r>
+      <w:proofErr w:type="spellStart"/>
+      <w:r>
+        <w:rPr>
+          <w:b/>
+          <w:bCs/>
+        </w:rPr>
+        <w:t>tests</w:t>
+      </w:r>
+      <w:proofErr w:type="spellEnd"/>
+      <w:r>
+        <w:rPr>
+          <w:b/>
+          <w:bCs/>
+        </w:rPr>
+        <w:t>/ (</w:t>
+      </w:r>
+      <w:proofErr w:type="spellStart"/>
+      <w:r>
+        <w:rPr>
+          <w:b/>
+          <w:bCs/>
+        </w:rPr>
+        <w:t>Specs</w:t>
+      </w:r>
+      <w:proofErr w:type="spellEnd"/>
+      <w:r>
+        <w:rPr>
+          <w:b/>
+          <w:bCs/>
+        </w:rPr>
+        <w:t xml:space="preserve">), </w:t>
+      </w:r>
+      <w:proofErr w:type="spellStart"/>
+      <w:r>
+        <w:rPr>
+          <w:b/>
+          <w:bCs/>
+        </w:rPr>
+        <w:t>requirements</w:t>
+      </w:r>
+      <w:proofErr w:type="spellEnd"/>
+      <w:r>
+        <w:rPr>
+          <w:b/>
+          <w:bCs/>
+        </w:rPr>
+        <w:t xml:space="preserve">/ (Historias de Usuario) y </w:t>
+      </w:r>
+      <w:proofErr w:type="spellStart"/>
+      <w:r>
+        <w:rPr>
+          <w:b/>
+          <w:bCs/>
+        </w:rPr>
+        <w:t>skills</w:t>
+      </w:r>
+      <w:proofErr w:type="spellEnd"/>
+      <w:r>
+        <w:rPr>
+          <w:b/>
+          <w:bCs/>
+        </w:rPr>
+        <w:t>/ (</w:t>
+      </w:r>
+      <w:proofErr w:type="spellStart"/>
+      <w:r>
+        <w:rPr>
+          <w:b/>
+          <w:bCs/>
+        </w:rPr>
+        <w:t>Prompts</w:t>
+      </w:r>
+      <w:proofErr w:type="spellEnd"/>
+      <w:r>
+        <w:rPr>
+          <w:b/>
+          <w:bCs/>
+        </w:rPr>
+        <w:t>/Roles de agentes).</w:t>
+      </w:r>
+    </w:p>
+    <w:p>
+      <w:pPr>
+        <w:rPr>
+          <w:b/>
+          <w:bCs/>
+        </w:rPr>
+      </w:pPr>
+      <w:r>
+        <w:rPr>
+          <w:b/>
+          <w:bCs/>
+        </w:rPr>
+        <w:t>Hito 2: Agente Planificador (Requisitos y Riesgos) [COMPLETADO]</w:t>
+      </w:r>
+    </w:p>
+    <w:p>
+      <w:pPr>
+        <w:numPr>
           <w:ilvl w:val="0"/>
-          <w:numId w:val="2"/>
+          <w:numId w:val="7"/>
         </w:numPr>
-      </w:pPr>
-      <w:r>
-        <w:t xml:space="preserve">Diseño del </w:t>
-      </w:r>
-      <w:r>
-        <w:rPr>
+        <w:rPr>
+          <w:b/>
+          <w:bCs/>
+        </w:rPr>
+      </w:pPr>
+      <w:r>
+        <w:rPr>
+          <w:b/>
+          <w:bCs/>
+        </w:rPr>
+        <w:t>Objetivo: Traducir requerimientos de negocio en un plan de pruebas técnico y auditable.</w:t>
+      </w:r>
+    </w:p>
+    <w:p>
+      <w:pPr>
+        <w:numPr>
+          <w:ilvl w:val="0"/>
+          <w:numId w:val="7"/>
+        </w:numPr>
+        <w:rPr>
+          <w:b/>
+          <w:bCs/>
+        </w:rPr>
+      </w:pPr>
+      <w:r>
+        <w:rPr>
+          <w:b/>
+          <w:bCs/>
+        </w:rPr>
+        <w:t>Detalle Técnico:</w:t>
+      </w:r>
+    </w:p>
+    <w:p>
+      <w:pPr>
+        <w:numPr>
+          <w:ilvl w:val="1"/>
+          <w:numId w:val="7"/>
+        </w:numPr>
+        <w:rPr>
+          <w:b/>
+          <w:bCs/>
+        </w:rPr>
+      </w:pPr>
+      <w:r>
+        <w:rPr>
+          <w:b/>
+          <w:bCs/>
+        </w:rPr>
+        <w:t xml:space="preserve">Creación del archivo </w:t>
+      </w:r>
+      <w:proofErr w:type="spellStart"/>
+      <w:r>
+        <w:rPr>
+          <w:b/>
+          <w:bCs/>
+        </w:rPr>
+        <w:t>requirements</w:t>
+      </w:r>
+      <w:proofErr w:type="spellEnd"/>
+      <w:r>
+        <w:rPr>
+          <w:b/>
+          <w:bCs/>
+        </w:rPr>
+        <w:t>/US-101-</w:t>
+      </w:r>
+      <w:proofErr w:type="spellStart"/>
+      <w:r>
+        <w:rPr>
+          <w:b/>
+          <w:bCs/>
+        </w:rPr>
+        <w:t>cardholder</w:t>
+      </w:r>
+      <w:proofErr w:type="spellEnd"/>
+      <w:r>
+        <w:rPr>
+          <w:b/>
+          <w:bCs/>
+        </w:rPr>
+        <w:t>-</w:t>
+      </w:r>
+      <w:proofErr w:type="spellStart"/>
+      <w:r>
+        <w:rPr>
+          <w:b/>
+          <w:bCs/>
+        </w:rPr>
+        <w:t>search.md</w:t>
+      </w:r>
+      <w:proofErr w:type="spellEnd"/>
+      <w:r>
+        <w:rPr>
+          <w:b/>
+          <w:bCs/>
+        </w:rPr>
+        <w:t>, simulando un ticket de Jira con Criterios de Aceptación (AC) definidos.</w:t>
+      </w:r>
+    </w:p>
+    <w:p>
+      <w:pPr>
+        <w:numPr>
+          <w:ilvl w:val="1"/>
+          <w:numId w:val="7"/>
+        </w:numPr>
+        <w:rPr>
+          <w:b/>
+          <w:bCs/>
+        </w:rPr>
+      </w:pPr>
+      <w:r>
+        <w:rPr>
+          <w:b/>
+          <w:bCs/>
+        </w:rPr>
+        <w:t xml:space="preserve">Creación del archivo </w:t>
+      </w:r>
+      <w:proofErr w:type="spellStart"/>
+      <w:r>
+        <w:rPr>
+          <w:b/>
+          <w:bCs/>
+        </w:rPr>
+        <w:t>skills</w:t>
+      </w:r>
+      <w:proofErr w:type="spellEnd"/>
+      <w:r>
+        <w:rPr>
+          <w:b/>
+          <w:bCs/>
+        </w:rPr>
+        <w:t>/01-</w:t>
+      </w:r>
+      <w:proofErr w:type="spellStart"/>
+      <w:r>
+        <w:rPr>
+          <w:b/>
+          <w:bCs/>
+        </w:rPr>
+        <w:t>planner</w:t>
+      </w:r>
+      <w:proofErr w:type="spellEnd"/>
+      <w:r>
+        <w:rPr>
+          <w:b/>
+          <w:bCs/>
+        </w:rPr>
+        <w:t>-</w:t>
+      </w:r>
+      <w:proofErr w:type="spellStart"/>
+      <w:r>
+        <w:rPr>
+          <w:b/>
+          <w:bCs/>
+        </w:rPr>
+        <w:t>skill.md</w:t>
+      </w:r>
+      <w:proofErr w:type="spellEnd"/>
+      <w:r>
+        <w:rPr>
+          <w:b/>
+          <w:bCs/>
+        </w:rPr>
+        <w:t>, instruyendo al agente a analizar requerimientos sin generar código.</w:t>
+      </w:r>
+    </w:p>
+    <w:p>
+      <w:pPr>
+        <w:numPr>
+          <w:ilvl w:val="1"/>
+          <w:numId w:val="7"/>
+        </w:numPr>
+        <w:rPr>
+          <w:b/>
+          <w:bCs/>
+        </w:rPr>
+      </w:pPr>
+      <w:r>
+        <w:rPr>
+          <w:b/>
+          <w:bCs/>
+        </w:rPr>
+        <w:t xml:space="preserve">Entregable: El Agente leyó la US-101 vía GitHub </w:t>
+      </w:r>
+      <w:proofErr w:type="spellStart"/>
+      <w:r>
+        <w:rPr>
+          <w:b/>
+          <w:bCs/>
+        </w:rPr>
+        <w:t>MCP</w:t>
+      </w:r>
+      <w:proofErr w:type="spellEnd"/>
+      <w:r>
+        <w:rPr>
+          <w:b/>
+          <w:bCs/>
+        </w:rPr>
+        <w:t xml:space="preserve"> y generó: 1) Escenarios de prueba (positivos, negativos, extremos), 2) Matriz de Riesgos (seguridad, integración, datos) y 3) Preguntas abiertas sobre flujos no definidos.</w:t>
+      </w:r>
+    </w:p>
+    <w:p>
+      <w:pPr>
+        <w:rPr>
+          <w:b/>
+          <w:bCs/>
+        </w:rPr>
+      </w:pPr>
+      <w:r>
+        <w:rPr>
+          <w:b/>
+          <w:bCs/>
+        </w:rPr>
+        <w:t>Hito 3: Agente Generador (Exploración y Código) [COMPLETADO]</w:t>
+      </w:r>
+    </w:p>
+    <w:p>
+      <w:pPr>
+        <w:numPr>
+          <w:ilvl w:val="0"/>
+          <w:numId w:val="8"/>
+        </w:numPr>
+        <w:rPr>
+          <w:b/>
+          <w:bCs/>
+        </w:rPr>
+      </w:pPr>
+      <w:r>
+        <w:rPr>
+          <w:b/>
+          <w:bCs/>
+        </w:rPr>
+        <w:t>Objetivo: Producir el código base de automatización alineado con las convenciones del repositorio.</w:t>
+      </w:r>
+    </w:p>
+    <w:p>
+      <w:pPr>
+        <w:numPr>
+          <w:ilvl w:val="0"/>
+          <w:numId w:val="8"/>
+        </w:numPr>
+        <w:rPr>
+          <w:b/>
+          <w:bCs/>
+        </w:rPr>
+      </w:pPr>
+      <w:r>
+        <w:rPr>
+          <w:b/>
+          <w:bCs/>
+        </w:rPr>
+        <w:t>Detalle Técnico:</w:t>
+      </w:r>
+    </w:p>
+    <w:p>
+      <w:pPr>
+        <w:numPr>
+          <w:ilvl w:val="1"/>
+          <w:numId w:val="8"/>
+        </w:numPr>
+        <w:rPr>
+          <w:b/>
+          <w:bCs/>
+        </w:rPr>
+      </w:pPr>
+      <w:r>
+        <w:rPr>
+          <w:b/>
+          <w:bCs/>
+        </w:rPr>
+        <w:lastRenderedPageBreak/>
+        <w:t xml:space="preserve">Creación del archivo </w:t>
+      </w:r>
+      <w:proofErr w:type="spellStart"/>
+      <w:r>
+        <w:rPr>
+          <w:b/>
+          <w:bCs/>
+        </w:rPr>
+        <w:t>skills</w:t>
+      </w:r>
+      <w:proofErr w:type="spellEnd"/>
+      <w:r>
+        <w:rPr>
+          <w:b/>
+          <w:bCs/>
+        </w:rPr>
+        <w:t>/02-</w:t>
+      </w:r>
+      <w:proofErr w:type="spellStart"/>
+      <w:r>
+        <w:rPr>
+          <w:b/>
+          <w:bCs/>
+        </w:rPr>
+        <w:t>generator</w:t>
+      </w:r>
+      <w:proofErr w:type="spellEnd"/>
+      <w:r>
+        <w:rPr>
+          <w:b/>
+          <w:bCs/>
+        </w:rPr>
+        <w:t>-</w:t>
+      </w:r>
+      <w:proofErr w:type="spellStart"/>
+      <w:r>
+        <w:rPr>
+          <w:b/>
+          <w:bCs/>
+        </w:rPr>
+        <w:t>skill.md</w:t>
+      </w:r>
+      <w:proofErr w:type="spellEnd"/>
+      <w:r>
+        <w:rPr>
+          <w:b/>
+          <w:bCs/>
+        </w:rPr>
+        <w:t xml:space="preserve">, definiendo reglas estrictas: uso de patrón </w:t>
+      </w:r>
+      <w:proofErr w:type="spellStart"/>
+      <w:r>
+        <w:rPr>
+          <w:b/>
+          <w:bCs/>
+        </w:rPr>
+        <w:t>POM</w:t>
+      </w:r>
+      <w:proofErr w:type="spellEnd"/>
+      <w:r>
+        <w:rPr>
+          <w:b/>
+          <w:bCs/>
+        </w:rPr>
+        <w:t>, localizadores semánticos y prohibición de esperas arbitrarias (</w:t>
+      </w:r>
+      <w:proofErr w:type="spellStart"/>
+      <w:r>
+        <w:rPr>
+          <w:b/>
+          <w:bCs/>
+        </w:rPr>
+        <w:t>waitForTimeout</w:t>
+      </w:r>
+      <w:proofErr w:type="spellEnd"/>
+      <w:r>
+        <w:rPr>
+          <w:b/>
+          <w:bCs/>
+        </w:rPr>
+        <w:t>).</w:t>
+      </w:r>
+    </w:p>
+    <w:p>
+      <w:pPr>
+        <w:numPr>
+          <w:ilvl w:val="1"/>
+          <w:numId w:val="8"/>
+        </w:numPr>
+        <w:rPr>
+          <w:b/>
+          <w:bCs/>
+        </w:rPr>
+      </w:pPr>
+      <w:r>
+        <w:rPr>
+          <w:b/>
+          <w:bCs/>
+        </w:rPr>
+        <w:t>Selección del escenario de prueba negativo (búsqueda con campo vacío).</w:t>
+      </w:r>
+    </w:p>
+    <w:p>
+      <w:pPr>
+        <w:numPr>
+          <w:ilvl w:val="1"/>
+          <w:numId w:val="8"/>
+        </w:numPr>
+        <w:rPr>
+          <w:b/>
+          <w:bCs/>
+        </w:rPr>
+      </w:pPr>
+      <w:r>
+        <w:rPr>
+          <w:b/>
+          <w:bCs/>
+        </w:rPr>
+        <w:t xml:space="preserve">Entregable: Generación de dos archivos. </w:t>
+      </w:r>
+      <w:proofErr w:type="spellStart"/>
+      <w:r>
+        <w:rPr>
+          <w:b/>
+          <w:bCs/>
+        </w:rPr>
+        <w:t>pages</w:t>
+      </w:r>
+      <w:proofErr w:type="spellEnd"/>
+      <w:r>
+        <w:rPr>
+          <w:b/>
+          <w:bCs/>
+        </w:rPr>
+        <w:t>/</w:t>
+      </w:r>
+      <w:proofErr w:type="spellStart"/>
+      <w:r>
+        <w:rPr>
+          <w:b/>
+          <w:bCs/>
+        </w:rPr>
+        <w:t>cardholders.page.ts</w:t>
+      </w:r>
+      <w:proofErr w:type="spellEnd"/>
+      <w:r>
+        <w:rPr>
+          <w:b/>
+          <w:bCs/>
+        </w:rPr>
+        <w:t xml:space="preserve"> (con métodos </w:t>
+      </w:r>
+      <w:proofErr w:type="spellStart"/>
+      <w:r>
+        <w:rPr>
+          <w:b/>
+          <w:bCs/>
+        </w:rPr>
+        <w:t>goto</w:t>
+      </w:r>
+      <w:proofErr w:type="spellEnd"/>
+      <w:r>
+        <w:rPr>
+          <w:b/>
+          <w:bCs/>
+        </w:rPr>
+        <w:t xml:space="preserve">, </w:t>
+      </w:r>
+      <w:proofErr w:type="spellStart"/>
+      <w:r>
+        <w:rPr>
+          <w:b/>
+          <w:bCs/>
+        </w:rPr>
+        <w:t>searchById</w:t>
+      </w:r>
+      <w:proofErr w:type="spellEnd"/>
+      <w:r>
+        <w:rPr>
+          <w:b/>
+          <w:bCs/>
+        </w:rPr>
+        <w:t xml:space="preserve">, </w:t>
+      </w:r>
+      <w:proofErr w:type="spellStart"/>
+      <w:r>
+        <w:rPr>
+          <w:b/>
+          <w:bCs/>
+        </w:rPr>
+        <w:t>submitEmptySearch</w:t>
+      </w:r>
+      <w:proofErr w:type="spellEnd"/>
+      <w:r>
+        <w:rPr>
+          <w:b/>
+          <w:bCs/>
+        </w:rPr>
+        <w:t xml:space="preserve"> y aserciones </w:t>
+      </w:r>
+      <w:proofErr w:type="spellStart"/>
+      <w:r>
+        <w:rPr>
+          <w:b/>
+          <w:bCs/>
+        </w:rPr>
+        <w:t>expectValidationError</w:t>
+      </w:r>
+      <w:proofErr w:type="spellEnd"/>
+      <w:r>
+        <w:rPr>
+          <w:b/>
+          <w:bCs/>
+        </w:rPr>
+        <w:t xml:space="preserve">) y </w:t>
+      </w:r>
+      <w:proofErr w:type="spellStart"/>
+      <w:r>
+        <w:rPr>
+          <w:b/>
+          <w:bCs/>
+        </w:rPr>
+        <w:t>tests</w:t>
+      </w:r>
+      <w:proofErr w:type="spellEnd"/>
+      <w:r>
+        <w:rPr>
+          <w:b/>
+          <w:bCs/>
+        </w:rPr>
+        <w:t>/</w:t>
+      </w:r>
+      <w:proofErr w:type="spellStart"/>
+      <w:r>
+        <w:rPr>
+          <w:b/>
+          <w:bCs/>
+        </w:rPr>
+        <w:t>search.spec.ts</w:t>
+      </w:r>
+      <w:proofErr w:type="spellEnd"/>
+      <w:r>
+        <w:rPr>
+          <w:b/>
+          <w:bCs/>
+        </w:rPr>
+        <w:t xml:space="preserve"> (con estructura </w:t>
+      </w:r>
+      <w:proofErr w:type="spellStart"/>
+      <w:proofErr w:type="gramStart"/>
+      <w:r>
+        <w:rPr>
+          <w:b/>
+          <w:bCs/>
+        </w:rPr>
+        <w:t>test.describe</w:t>
+      </w:r>
+      <w:proofErr w:type="spellEnd"/>
+      <w:proofErr w:type="gramEnd"/>
+      <w:r>
+        <w:rPr>
+          <w:b/>
+          <w:bCs/>
+        </w:rPr>
+        <w:t xml:space="preserve"> y </w:t>
+      </w:r>
+      <w:proofErr w:type="spellStart"/>
+      <w:r>
+        <w:rPr>
+          <w:b/>
+          <w:bCs/>
+        </w:rPr>
+        <w:t>hooks</w:t>
+      </w:r>
+      <w:proofErr w:type="spellEnd"/>
+      <w:r>
+        <w:rPr>
+          <w:b/>
+          <w:bCs/>
+        </w:rPr>
+        <w:t xml:space="preserve"> </w:t>
+      </w:r>
+      <w:proofErr w:type="spellStart"/>
+      <w:proofErr w:type="gramStart"/>
+      <w:r>
+        <w:rPr>
+          <w:b/>
+          <w:bCs/>
+        </w:rPr>
+        <w:t>test.beforeEach</w:t>
+      </w:r>
+      <w:proofErr w:type="spellEnd"/>
+      <w:proofErr w:type="gramEnd"/>
+      <w:r>
+        <w:rPr>
+          <w:b/>
+          <w:bCs/>
+        </w:rPr>
+        <w:t>).</w:t>
+      </w:r>
+    </w:p>
+    <w:p>
+      <w:pPr>
+        <w:rPr>
+          <w:b/>
+          <w:bCs/>
+        </w:rPr>
+      </w:pPr>
+      <w:r>
+        <w:rPr>
+          <w:b/>
+          <w:bCs/>
+        </w:rPr>
+        <w:t>Hito 4: Agente Revisor (Auditoría de Código) [COMPLETADO]</w:t>
+      </w:r>
+    </w:p>
+    <w:p>
+      <w:pPr>
+        <w:numPr>
+          <w:ilvl w:val="0"/>
+          <w:numId w:val="9"/>
+        </w:numPr>
+        <w:rPr>
+          <w:b/>
+          <w:bCs/>
+        </w:rPr>
+      </w:pPr>
+      <w:r>
+        <w:rPr>
+          <w:b/>
+          <w:bCs/>
+        </w:rPr>
+        <w:t>Objetivo: Garantizar la solidez técnica del borrador antes de su ejecución.</w:t>
+      </w:r>
+    </w:p>
+    <w:p>
+      <w:pPr>
+        <w:numPr>
+          <w:ilvl w:val="0"/>
+          <w:numId w:val="9"/>
+        </w:numPr>
+        <w:rPr>
+          <w:b/>
+          <w:bCs/>
+        </w:rPr>
+      </w:pPr>
+      <w:r>
+        <w:rPr>
+          <w:b/>
+          <w:bCs/>
+        </w:rPr>
+        <w:t>Detalle Técnico:</w:t>
+      </w:r>
+    </w:p>
+    <w:p>
+      <w:pPr>
+        <w:numPr>
+          <w:ilvl w:val="1"/>
+          <w:numId w:val="9"/>
+        </w:numPr>
+        <w:rPr>
+          <w:b/>
+          <w:bCs/>
+        </w:rPr>
+      </w:pPr>
+      <w:r>
+        <w:rPr>
+          <w:b/>
+          <w:bCs/>
+        </w:rPr>
+        <w:t>Auditoría de los selectores propuestos por el Generador. Se verificó y aprobó el uso exclusivo de localizadores resilientes (</w:t>
+      </w:r>
+      <w:proofErr w:type="spellStart"/>
+      <w:proofErr w:type="gramStart"/>
+      <w:r>
+        <w:rPr>
+          <w:b/>
+          <w:bCs/>
+        </w:rPr>
+        <w:t>getByLabel</w:t>
+      </w:r>
+      <w:proofErr w:type="spellEnd"/>
+      <w:r>
+        <w:rPr>
+          <w:b/>
+          <w:bCs/>
+        </w:rPr>
+        <w:t>(</w:t>
+      </w:r>
+      <w:proofErr w:type="gramEnd"/>
+      <w:r>
+        <w:rPr>
+          <w:b/>
+          <w:bCs/>
+        </w:rPr>
+        <w:t>'</w:t>
+      </w:r>
+      <w:proofErr w:type="spellStart"/>
+      <w:r>
+        <w:rPr>
+          <w:b/>
+          <w:bCs/>
+        </w:rPr>
+        <w:t>Cardholder</w:t>
+      </w:r>
+      <w:proofErr w:type="spellEnd"/>
+      <w:r>
+        <w:rPr>
+          <w:b/>
+          <w:bCs/>
+        </w:rPr>
+        <w:t xml:space="preserve"> ID'), </w:t>
+      </w:r>
+      <w:proofErr w:type="spellStart"/>
+      <w:r>
+        <w:rPr>
+          <w:b/>
+          <w:bCs/>
+        </w:rPr>
+        <w:t>getByRole</w:t>
+      </w:r>
+      <w:proofErr w:type="spellEnd"/>
+      <w:r>
+        <w:rPr>
+          <w:b/>
+          <w:bCs/>
+        </w:rPr>
+        <w:t>('</w:t>
+      </w:r>
+      <w:proofErr w:type="spellStart"/>
+      <w:r>
+        <w:rPr>
+          <w:b/>
+          <w:bCs/>
+        </w:rPr>
+        <w:t>button</w:t>
+      </w:r>
+      <w:proofErr w:type="spellEnd"/>
+      <w:r>
+        <w:rPr>
+          <w:b/>
+          <w:bCs/>
+        </w:rPr>
+        <w:t xml:space="preserve">'), </w:t>
+      </w:r>
+      <w:proofErr w:type="spellStart"/>
+      <w:r>
+        <w:rPr>
+          <w:b/>
+          <w:bCs/>
+        </w:rPr>
+        <w:t>getByRole</w:t>
+      </w:r>
+      <w:proofErr w:type="spellEnd"/>
+      <w:r>
+        <w:rPr>
+          <w:b/>
+          <w:bCs/>
+        </w:rPr>
+        <w:t>('</w:t>
+      </w:r>
+      <w:proofErr w:type="spellStart"/>
+      <w:r>
+        <w:rPr>
+          <w:b/>
+          <w:bCs/>
+        </w:rPr>
+        <w:t>alert</w:t>
+      </w:r>
+      <w:proofErr w:type="spellEnd"/>
+      <w:r>
+        <w:rPr>
+          <w:b/>
+          <w:bCs/>
+        </w:rPr>
+        <w:t xml:space="preserve">')). </w:t>
+      </w:r>
+    </w:p>
+    <w:p>
+      <w:pPr>
+        <w:numPr>
+          <w:ilvl w:val="1"/>
+          <w:numId w:val="9"/>
+        </w:numPr>
+        <w:rPr>
+          <w:b/>
+          <w:bCs/>
+        </w:rPr>
+      </w:pPr>
+      <w:r>
+        <w:rPr>
+          <w:b/>
+          <w:bCs/>
+        </w:rPr>
+        <w:t xml:space="preserve">Confirmación de que todas las aserciones son </w:t>
+      </w:r>
+      <w:r>
+        <w:rPr>
+          <w:b/>
+          <w:bCs/>
           <w:i/>
           <w:iCs/>
         </w:rPr>
-        <w:t>Skill</w:t>
-      </w:r>
-      <w:r>
-        <w:t xml:space="preserve"> (instrucciones versionadas) del Planificador. </w:t>
+        <w:t>web-</w:t>
+      </w:r>
+      <w:proofErr w:type="spellStart"/>
+      <w:r>
+        <w:rPr>
+          <w:b/>
+          <w:bCs/>
+          <w:i/>
+          <w:iCs/>
+        </w:rPr>
+        <w:t>first</w:t>
+      </w:r>
+      <w:proofErr w:type="spellEnd"/>
+      <w:r>
+        <w:rPr>
+          <w:b/>
+          <w:bCs/>
+        </w:rPr>
+        <w:t xml:space="preserve"> (</w:t>
+      </w:r>
+      <w:proofErr w:type="spellStart"/>
+      <w:proofErr w:type="gramStart"/>
+      <w:r>
+        <w:rPr>
+          <w:b/>
+          <w:bCs/>
+        </w:rPr>
+        <w:t>toBeVisible</w:t>
+      </w:r>
+      <w:proofErr w:type="spellEnd"/>
+      <w:r>
+        <w:rPr>
+          <w:b/>
+          <w:bCs/>
+        </w:rPr>
+        <w:t>(</w:t>
+      </w:r>
+      <w:proofErr w:type="gramEnd"/>
+      <w:r>
+        <w:rPr>
+          <w:b/>
+          <w:bCs/>
+        </w:rPr>
+        <w:t xml:space="preserve">), </w:t>
+      </w:r>
+      <w:proofErr w:type="spellStart"/>
+      <w:proofErr w:type="gramStart"/>
+      <w:r>
+        <w:rPr>
+          <w:b/>
+          <w:bCs/>
+        </w:rPr>
+        <w:t>toBeHidden</w:t>
+      </w:r>
+      <w:proofErr w:type="spellEnd"/>
+      <w:r>
+        <w:rPr>
+          <w:b/>
+          <w:bCs/>
+        </w:rPr>
+        <w:t>(</w:t>
+      </w:r>
+      <w:proofErr w:type="gramEnd"/>
+      <w:r>
+        <w:rPr>
+          <w:b/>
+          <w:bCs/>
+        </w:rPr>
+        <w:t xml:space="preserve">), </w:t>
+      </w:r>
+      <w:proofErr w:type="spellStart"/>
+      <w:proofErr w:type="gramStart"/>
+      <w:r>
+        <w:rPr>
+          <w:b/>
+          <w:bCs/>
+        </w:rPr>
+        <w:t>toHaveText</w:t>
+      </w:r>
+      <w:proofErr w:type="spellEnd"/>
+      <w:r>
+        <w:rPr>
+          <w:b/>
+          <w:bCs/>
+        </w:rPr>
+        <w:t>(</w:t>
+      </w:r>
+      <w:proofErr w:type="gramEnd"/>
+      <w:r>
+        <w:rPr>
+          <w:b/>
+          <w:bCs/>
+        </w:rPr>
+        <w:t>)).</w:t>
       </w:r>
     </w:p>
     <w:p>
       <w:pPr>
         <w:numPr>
-          <w:ilvl w:val="0"/>
-          <w:numId w:val="2"/>
+          <w:ilvl w:val="1"/>
+          <w:numId w:val="9"/>
         </w:numPr>
-      </w:pPr>
-      <w:r>
-        <w:t xml:space="preserve">Ejecución del agente para derivar escenarios de prueba, criterios de aceptación y matriz de riesgos a partir de la US. </w:t>
+        <w:rPr>
+          <w:b/>
+          <w:bCs/>
+        </w:rPr>
+      </w:pPr>
+      <w:r>
+        <w:rPr>
+          <w:b/>
+          <w:bCs/>
+        </w:rPr>
+        <w:t>Consolidación del código en una versión final unificada lista para pruebas locales.</w:t>
       </w:r>
     </w:p>
     <w:p>
-      <w:r>
-        <w:rPr>
-          <w:b/>
-          <w:bCs/>
-        </w:rPr>
-        <w:t>Hito 3: Agente Generador (Exploración y Código)</w:t>
+      <w:pPr>
+        <w:rPr>
+          <w:b/>
+          <w:bCs/>
+        </w:rPr>
+      </w:pPr>
+      <w:r>
+        <w:rPr>
+          <w:b/>
+          <w:bCs/>
+        </w:rPr>
+        <w:t>Aquí tienes la segunda parte del desglose, que documenta el cierre de la validación humana, nuestra posición actual exacta y el plan arquitectónico hacia la automatización total.</w:t>
       </w:r>
     </w:p>
     <w:p>
       <w:pPr>
+        <w:rPr>
+          <w:b/>
+          <w:bCs/>
+        </w:rPr>
+      </w:pPr>
+      <w:proofErr w:type="spellStart"/>
+      <w:r>
+        <w:rPr>
+          <w:b/>
+          <w:bCs/>
+        </w:rPr>
+        <w:t>ROADMAP</w:t>
+      </w:r>
+      <w:proofErr w:type="spellEnd"/>
+      <w:r>
+        <w:rPr>
+          <w:b/>
+          <w:bCs/>
+        </w:rPr>
+        <w:t xml:space="preserve"> del </w:t>
+      </w:r>
+      <w:proofErr w:type="spellStart"/>
+      <w:r>
+        <w:rPr>
+          <w:b/>
+          <w:bCs/>
+        </w:rPr>
+        <w:t>MVP</w:t>
+      </w:r>
+      <w:proofErr w:type="spellEnd"/>
+      <w:r>
+        <w:rPr>
+          <w:b/>
+          <w:bCs/>
+        </w:rPr>
+        <w:t xml:space="preserve">: Ciclo de Vida </w:t>
+      </w:r>
+      <w:proofErr w:type="spellStart"/>
+      <w:r>
+        <w:rPr>
+          <w:b/>
+          <w:bCs/>
+        </w:rPr>
+        <w:t>QA</w:t>
+      </w:r>
+      <w:proofErr w:type="spellEnd"/>
+      <w:r>
+        <w:rPr>
+          <w:b/>
+          <w:bCs/>
+        </w:rPr>
+        <w:t xml:space="preserve"> + IA (Desglose de Contexto)</w:t>
+      </w:r>
+    </w:p>
+    <w:p>
+      <w:pPr>
+        <w:rPr>
+          <w:b/>
+          <w:bCs/>
+        </w:rPr>
+      </w:pPr>
+      <w:r>
+        <w:rPr>
+          <w:b/>
+          <w:bCs/>
+        </w:rPr>
+        <w:t>Parte 2: Validación, Deuda Técnica y Automatización (Hitos 5 al 8)</w:t>
+      </w:r>
+    </w:p>
+    <w:p>
+      <w:pPr>
+        <w:rPr>
+          <w:b/>
+          <w:bCs/>
+        </w:rPr>
+      </w:pPr>
+      <w:r>
+        <w:rPr>
+          <w:b/>
+          <w:bCs/>
+        </w:rPr>
+        <w:t>Hito 5: Control Humano (</w:t>
+      </w:r>
+      <w:proofErr w:type="spellStart"/>
+      <w:r>
+        <w:rPr>
+          <w:b/>
+          <w:bCs/>
+        </w:rPr>
+        <w:t>QA</w:t>
+      </w:r>
+      <w:proofErr w:type="spellEnd"/>
+      <w:r>
+        <w:rPr>
+          <w:b/>
+          <w:bCs/>
+        </w:rPr>
+        <w:t>) y Pipeline CI/CD Base [COMPLETADO]</w:t>
+      </w:r>
+    </w:p>
+    <w:p>
+      <w:pPr>
         <w:numPr>
           <w:ilvl w:val="0"/>
-          <w:numId w:val="3"/>
+          <w:numId w:val="10"/>
         </w:numPr>
-      </w:pPr>
-      <w:r>
-        <w:t xml:space="preserve">Uso de </w:t>
-      </w:r>
-      <w:proofErr w:type="spellStart"/>
-      <w:r>
-        <w:t>Playwright</w:t>
-      </w:r>
-      <w:proofErr w:type="spellEnd"/>
-      <w:r>
-        <w:t xml:space="preserve"> </w:t>
-      </w:r>
-      <w:proofErr w:type="spellStart"/>
-      <w:r>
-        <w:t>MCP</w:t>
-      </w:r>
-      <w:proofErr w:type="spellEnd"/>
-      <w:r>
-        <w:t xml:space="preserve"> para que el agente navegue por la interfaz de prueba, obtenga el árbol de accesibilidad y localice elementos de forma semántica. </w:t>
+        <w:rPr>
+          <w:b/>
+          <w:bCs/>
+        </w:rPr>
+      </w:pPr>
+      <w:r>
+        <w:rPr>
+          <w:b/>
+          <w:bCs/>
+        </w:rPr>
+        <w:t>Objetivo: Demostrar que el código generado es valioso y detecta fallos, manteniendo la autoridad humana sobre la suite.</w:t>
       </w:r>
     </w:p>
     <w:p>
       <w:pPr>
         <w:numPr>
           <w:ilvl w:val="0"/>
-          <w:numId w:val="3"/>
+          <w:numId w:val="10"/>
         </w:numPr>
-      </w:pPr>
-      <w:r>
-        <w:t xml:space="preserve">Diseño del </w:t>
-      </w:r>
-      <w:r>
-        <w:rPr>
+        <w:rPr>
+          <w:b/>
+          <w:bCs/>
+        </w:rPr>
+      </w:pPr>
+      <w:r>
+        <w:rPr>
+          <w:b/>
+          <w:bCs/>
+        </w:rPr>
+        <w:t>Detalle Técnico:</w:t>
+      </w:r>
+    </w:p>
+    <w:p>
+      <w:pPr>
+        <w:numPr>
+          <w:ilvl w:val="1"/>
+          <w:numId w:val="10"/>
+        </w:numPr>
+        <w:rPr>
+          <w:b/>
+          <w:bCs/>
+        </w:rPr>
+      </w:pPr>
+      <w:r>
+        <w:rPr>
+          <w:b/>
+          <w:bCs/>
+        </w:rPr>
+        <w:t>Consolidación de los archivos locales en C:\</w:t>
+      </w:r>
+      <w:proofErr w:type="spellStart"/>
+      <w:r>
+        <w:rPr>
+          <w:b/>
+          <w:bCs/>
+        </w:rPr>
+        <w:t>Playwright</w:t>
+      </w:r>
+      <w:proofErr w:type="spellEnd"/>
+      <w:r>
+        <w:rPr>
+          <w:b/>
+          <w:bCs/>
+        </w:rPr>
+        <w:t>.</w:t>
+      </w:r>
+    </w:p>
+    <w:p>
+      <w:pPr>
+        <w:numPr>
+          <w:ilvl w:val="1"/>
+          <w:numId w:val="10"/>
+        </w:numPr>
+        <w:rPr>
+          <w:b/>
+          <w:bCs/>
+        </w:rPr>
+      </w:pPr>
+      <w:r>
+        <w:rPr>
+          <w:b/>
+          <w:bCs/>
+        </w:rPr>
+        <w:t xml:space="preserve">Aplicación de la técnica de "rotura intencional" requerida por el manual corporativo: se inyectó el valor '99999' en el test de búsqueda vacía para forzar el comportamiento de la aplicación y validar que la aserción atrapara el error. </w:t>
+      </w:r>
+    </w:p>
+    <w:p>
+      <w:pPr>
+        <w:numPr>
+          <w:ilvl w:val="1"/>
+          <w:numId w:val="10"/>
+        </w:numPr>
+        <w:rPr>
+          <w:b/>
+          <w:bCs/>
+        </w:rPr>
+      </w:pPr>
+      <w:r>
+        <w:rPr>
+          <w:b/>
+          <w:bCs/>
+        </w:rPr>
+        <w:t>Ejecución local mediante consola (</w:t>
+      </w:r>
+      <w:proofErr w:type="spellStart"/>
+      <w:r>
+        <w:rPr>
+          <w:b/>
+          <w:bCs/>
+        </w:rPr>
+        <w:t>npx</w:t>
+      </w:r>
+      <w:proofErr w:type="spellEnd"/>
+      <w:r>
+        <w:rPr>
+          <w:b/>
+          <w:bCs/>
+        </w:rPr>
+        <w:t xml:space="preserve"> </w:t>
+      </w:r>
+      <w:proofErr w:type="spellStart"/>
+      <w:r>
+        <w:rPr>
+          <w:b/>
+          <w:bCs/>
+        </w:rPr>
+        <w:t>playwright</w:t>
+      </w:r>
+      <w:proofErr w:type="spellEnd"/>
+      <w:r>
+        <w:rPr>
+          <w:b/>
+          <w:bCs/>
+        </w:rPr>
+        <w:t xml:space="preserve"> test).</w:t>
+      </w:r>
+    </w:p>
+    <w:p>
+      <w:pPr>
+        <w:numPr>
+          <w:ilvl w:val="1"/>
+          <w:numId w:val="10"/>
+        </w:numPr>
+        <w:rPr>
+          <w:b/>
+          <w:bCs/>
+        </w:rPr>
+      </w:pPr>
+      <w:r>
+        <w:rPr>
+          <w:b/>
+          <w:bCs/>
+        </w:rPr>
+        <w:t>Identificación y resolución del error de ruteo ciego (</w:t>
+      </w:r>
+      <w:proofErr w:type="spellStart"/>
+      <w:r>
+        <w:rPr>
+          <w:b/>
+          <w:bCs/>
+        </w:rPr>
+        <w:t>Cannot</w:t>
+      </w:r>
+      <w:proofErr w:type="spellEnd"/>
+      <w:r>
+        <w:rPr>
+          <w:b/>
+          <w:bCs/>
+        </w:rPr>
+        <w:t xml:space="preserve"> </w:t>
+      </w:r>
+      <w:proofErr w:type="spellStart"/>
+      <w:r>
+        <w:rPr>
+          <w:b/>
+          <w:bCs/>
+        </w:rPr>
+        <w:t>navigate</w:t>
+      </w:r>
+      <w:proofErr w:type="spellEnd"/>
+      <w:r>
+        <w:rPr>
+          <w:b/>
+          <w:bCs/>
+        </w:rPr>
+        <w:t xml:space="preserve"> </w:t>
+      </w:r>
+      <w:proofErr w:type="spellStart"/>
+      <w:r>
+        <w:rPr>
+          <w:b/>
+          <w:bCs/>
+        </w:rPr>
+        <w:t>to</w:t>
+      </w:r>
+      <w:proofErr w:type="spellEnd"/>
+      <w:r>
+        <w:rPr>
+          <w:b/>
+          <w:bCs/>
+        </w:rPr>
+        <w:t xml:space="preserve"> </w:t>
+      </w:r>
+      <w:proofErr w:type="spellStart"/>
+      <w:r>
+        <w:rPr>
+          <w:b/>
+          <w:bCs/>
+        </w:rPr>
+        <w:t>invalid</w:t>
+      </w:r>
+      <w:proofErr w:type="spellEnd"/>
+      <w:r>
+        <w:rPr>
+          <w:b/>
+          <w:bCs/>
+        </w:rPr>
+        <w:t xml:space="preserve"> URL) habilitando la propiedad </w:t>
+      </w:r>
+      <w:proofErr w:type="spellStart"/>
+      <w:r>
+        <w:rPr>
+          <w:b/>
+          <w:bCs/>
+        </w:rPr>
+        <w:t>baseURL</w:t>
+      </w:r>
+      <w:proofErr w:type="spellEnd"/>
+      <w:r>
+        <w:rPr>
+          <w:b/>
+          <w:bCs/>
+        </w:rPr>
+        <w:t xml:space="preserve"> en </w:t>
+      </w:r>
+      <w:proofErr w:type="spellStart"/>
+      <w:r>
+        <w:rPr>
+          <w:b/>
+          <w:bCs/>
+        </w:rPr>
+        <w:t>playwright.config.ts</w:t>
+      </w:r>
+      <w:proofErr w:type="spellEnd"/>
+      <w:r>
+        <w:rPr>
+          <w:b/>
+          <w:bCs/>
+        </w:rPr>
+        <w:t xml:space="preserve"> apuntando a http://</w:t>
+      </w:r>
+      <w:proofErr w:type="spellStart"/>
+      <w:r>
+        <w:rPr>
+          <w:b/>
+          <w:bCs/>
+        </w:rPr>
+        <w:t>localhost:3000</w:t>
+      </w:r>
+      <w:proofErr w:type="spellEnd"/>
+      <w:r>
+        <w:rPr>
+          <w:b/>
+          <w:bCs/>
+        </w:rPr>
+        <w:t>.</w:t>
+      </w:r>
+    </w:p>
+    <w:p>
+      <w:pPr>
+        <w:numPr>
+          <w:ilvl w:val="1"/>
+          <w:numId w:val="10"/>
+        </w:numPr>
+        <w:rPr>
+          <w:b/>
+          <w:bCs/>
+        </w:rPr>
+      </w:pPr>
+      <w:r>
+        <w:rPr>
+          <w:b/>
+          <w:bCs/>
+        </w:rPr>
+        <w:lastRenderedPageBreak/>
+        <w:t>Validación final exitosa de la arquitectura técnica al recibir un error esperado de capa de red (</w:t>
+      </w:r>
+      <w:proofErr w:type="spellStart"/>
+      <w:r>
+        <w:rPr>
+          <w:b/>
+          <w:bCs/>
+        </w:rPr>
+        <w:t>ERR_CONNECTION_REFUSED</w:t>
+      </w:r>
+      <w:proofErr w:type="spellEnd"/>
+      <w:r>
+        <w:rPr>
+          <w:b/>
+          <w:bCs/>
+        </w:rPr>
+        <w:t xml:space="preserve">), probando que el framework </w:t>
+      </w:r>
+      <w:proofErr w:type="spellStart"/>
+      <w:r>
+        <w:rPr>
+          <w:b/>
+          <w:bCs/>
+        </w:rPr>
+        <w:t>rutéa</w:t>
+      </w:r>
+      <w:proofErr w:type="spellEnd"/>
+      <w:r>
+        <w:rPr>
+          <w:b/>
+          <w:bCs/>
+        </w:rPr>
+        <w:t xml:space="preserve"> correctamente.</w:t>
+      </w:r>
+    </w:p>
+    <w:p>
+      <w:pPr>
+        <w:rPr>
+          <w:b/>
+          <w:bCs/>
+        </w:rPr>
+      </w:pPr>
+      <w:r>
+        <w:rPr>
+          <w:b/>
+          <w:bCs/>
+        </w:rPr>
+        <w:t xml:space="preserve">Hito 6: Depuración y Deuda Técnica [EN PROGRESO </w:t>
+      </w:r>
+      <w:r>
+        <w:rPr>
+          <w:rFonts w:ascii="Segoe UI Emoji" w:hAnsi="Segoe UI Emoji" w:cs="Segoe UI Emoji"/>
+          <w:b/>
+          <w:bCs/>
+        </w:rPr>
+        <w:t>📍</w:t>
+      </w:r>
+      <w:r>
+        <w:rPr>
+          <w:b/>
+          <w:bCs/>
+        </w:rPr>
+        <w:t xml:space="preserve"> ESTADO ACTUAL]</w:t>
+      </w:r>
+    </w:p>
+    <w:p>
+      <w:pPr>
+        <w:numPr>
+          <w:ilvl w:val="0"/>
+          <w:numId w:val="11"/>
+        </w:numPr>
+        <w:rPr>
+          <w:b/>
+          <w:bCs/>
+        </w:rPr>
+      </w:pPr>
+      <w:r>
+        <w:rPr>
+          <w:b/>
+          <w:bCs/>
+        </w:rPr>
+        <w:t>Objetivo: Eliminar código basura, parches e inconsistencias antes de inyectar el framework en un pipeline de CI/CD continuo. Aplicar una visión 360 para garantizar escalabilidad.</w:t>
+      </w:r>
+    </w:p>
+    <w:p>
+      <w:pPr>
+        <w:numPr>
+          <w:ilvl w:val="0"/>
+          <w:numId w:val="11"/>
+        </w:numPr>
+        <w:rPr>
+          <w:b/>
+          <w:bCs/>
+        </w:rPr>
+      </w:pPr>
+      <w:r>
+        <w:rPr>
+          <w:b/>
+          <w:bCs/>
+        </w:rPr>
+        <w:t>Detalle Técnico (Lo que debemos hacer ahora):</w:t>
+      </w:r>
+    </w:p>
+    <w:p>
+      <w:pPr>
+        <w:numPr>
+          <w:ilvl w:val="1"/>
+          <w:numId w:val="11"/>
+        </w:numPr>
+        <w:rPr>
+          <w:b/>
+          <w:bCs/>
+        </w:rPr>
+      </w:pPr>
+      <w:r>
+        <w:rPr>
+          <w:b/>
+          <w:bCs/>
+        </w:rPr>
+        <w:t xml:space="preserve">Limpieza de Configuración: Refactorizar </w:t>
+      </w:r>
+      <w:proofErr w:type="spellStart"/>
+      <w:r>
+        <w:rPr>
+          <w:b/>
+          <w:bCs/>
+        </w:rPr>
+        <w:t>playwright.config.ts</w:t>
+      </w:r>
+      <w:proofErr w:type="spellEnd"/>
+      <w:r>
+        <w:rPr>
+          <w:b/>
+          <w:bCs/>
+        </w:rPr>
+        <w:t xml:space="preserve"> para eliminar comentarios por defecto y variables no utilizadas.</w:t>
+      </w:r>
+    </w:p>
+    <w:p>
+      <w:pPr>
+        <w:numPr>
+          <w:ilvl w:val="1"/>
+          <w:numId w:val="11"/>
+        </w:numPr>
+        <w:rPr>
+          <w:b/>
+          <w:bCs/>
+        </w:rPr>
+      </w:pPr>
+      <w:r>
+        <w:rPr>
+          <w:b/>
+          <w:bCs/>
+        </w:rPr>
+        <w:t xml:space="preserve">Gestión de Entornos: Implementar la librería </w:t>
+      </w:r>
+      <w:proofErr w:type="spellStart"/>
+      <w:r>
+        <w:rPr>
+          <w:b/>
+          <w:bCs/>
+        </w:rPr>
+        <w:t>dotenv</w:t>
+      </w:r>
+      <w:proofErr w:type="spellEnd"/>
+      <w:r>
+        <w:rPr>
+          <w:b/>
+          <w:bCs/>
+        </w:rPr>
+        <w:t xml:space="preserve"> para que </w:t>
+      </w:r>
+      <w:proofErr w:type="spellStart"/>
+      <w:r>
+        <w:rPr>
+          <w:b/>
+          <w:bCs/>
+        </w:rPr>
+        <w:t>baseURL</w:t>
+      </w:r>
+      <w:proofErr w:type="spellEnd"/>
+      <w:r>
+        <w:rPr>
+          <w:b/>
+          <w:bCs/>
+        </w:rPr>
+        <w:t xml:space="preserve"> consuma un </w:t>
+      </w:r>
+      <w:proofErr w:type="gramStart"/>
+      <w:r>
+        <w:rPr>
+          <w:b/>
+          <w:bCs/>
+        </w:rPr>
+        <w:t>archivo .</w:t>
+      </w:r>
+      <w:proofErr w:type="spellStart"/>
+      <w:r>
+        <w:rPr>
+          <w:b/>
+          <w:bCs/>
+        </w:rPr>
+        <w:t>env</w:t>
+      </w:r>
+      <w:proofErr w:type="spellEnd"/>
+      <w:proofErr w:type="gramEnd"/>
+      <w:r>
+        <w:rPr>
+          <w:b/>
+          <w:bCs/>
+        </w:rPr>
+        <w:t xml:space="preserve"> dinámico y deje de estar </w:t>
+      </w:r>
+      <w:proofErr w:type="spellStart"/>
+      <w:r>
+        <w:rPr>
+          <w:b/>
+          <w:bCs/>
           <w:i/>
           <w:iCs/>
         </w:rPr>
-        <w:t>Skill</w:t>
-      </w:r>
-      <w:r>
-        <w:t xml:space="preserve"> del Generador. </w:t>
+        <w:t>hardcodeada</w:t>
+      </w:r>
+      <w:proofErr w:type="spellEnd"/>
+      <w:r>
+        <w:rPr>
+          <w:b/>
+          <w:bCs/>
+        </w:rPr>
+        <w:t xml:space="preserve"> en la configuración.</w:t>
       </w:r>
     </w:p>
     <w:p>
       <w:pPr>
         <w:numPr>
-          <w:ilvl w:val="0"/>
-          <w:numId w:val="3"/>
+          <w:ilvl w:val="1"/>
+          <w:numId w:val="11"/>
         </w:numPr>
-      </w:pPr>
-      <w:r>
-        <w:t xml:space="preserve">Generación del código borrador implementando el Page </w:t>
-      </w:r>
-      <w:proofErr w:type="spellStart"/>
-      <w:r>
-        <w:t>Object</w:t>
-      </w:r>
-      <w:proofErr w:type="spellEnd"/>
-      <w:r>
-        <w:t xml:space="preserve"> Model (</w:t>
-      </w:r>
-      <w:proofErr w:type="spellStart"/>
-      <w:r>
-        <w:t>POM</w:t>
-      </w:r>
-      <w:proofErr w:type="spellEnd"/>
-      <w:r>
-        <w:t xml:space="preserve">). </w:t>
+        <w:rPr>
+          <w:b/>
+          <w:bCs/>
+        </w:rPr>
+      </w:pPr>
+      <w:r>
+        <w:rPr>
+          <w:b/>
+          <w:bCs/>
+        </w:rPr>
+        <w:t xml:space="preserve">Aislamiento de Datos: Eliminar los datos </w:t>
+      </w:r>
+      <w:proofErr w:type="spellStart"/>
+      <w:r>
+        <w:rPr>
+          <w:b/>
+          <w:bCs/>
+          <w:i/>
+          <w:iCs/>
+        </w:rPr>
+        <w:t>hardcodeados</w:t>
+      </w:r>
+      <w:proofErr w:type="spellEnd"/>
+      <w:r>
+        <w:rPr>
+          <w:b/>
+          <w:bCs/>
+        </w:rPr>
+        <w:t xml:space="preserve"> ('12345', '99999') en las pruebas y reemplazarlos por una estructura parametrizada o fixtures, cumpliendo con la regla de aislamiento de datos. </w:t>
       </w:r>
     </w:p>
     <w:p>
-      <w:r>
-        <w:rPr>
-          <w:b/>
-          <w:bCs/>
-        </w:rPr>
-        <w:t>Hito 4: Agente Revisor (Auditoría de Código)</w:t>
+      <w:pPr>
+        <w:rPr>
+          <w:b/>
+          <w:bCs/>
+        </w:rPr>
+      </w:pPr>
+      <w:r>
+        <w:rPr>
+          <w:b/>
+          <w:bCs/>
+        </w:rPr>
+        <w:t>Hito 7: Simulación Enterprise y Trazabilidad [PENDIENTE]</w:t>
       </w:r>
     </w:p>
     <w:p>
       <w:pPr>
         <w:numPr>
           <w:ilvl w:val="0"/>
-          <w:numId w:val="4"/>
+          <w:numId w:val="12"/>
         </w:numPr>
-      </w:pPr>
-      <w:r>
-        <w:t xml:space="preserve">Diseño del </w:t>
-      </w:r>
-      <w:r>
-        <w:rPr>
+        <w:rPr>
+          <w:b/>
+          <w:bCs/>
+        </w:rPr>
+      </w:pPr>
+      <w:r>
+        <w:rPr>
+          <w:b/>
+          <w:bCs/>
+        </w:rPr>
+        <w:t>Objetivo: Diseñar el puente entre la ejecución del código y la gestión del ciclo de vida (Jira/</w:t>
+      </w:r>
+      <w:proofErr w:type="spellStart"/>
+      <w:r>
+        <w:rPr>
+          <w:b/>
+          <w:bCs/>
+        </w:rPr>
+        <w:t>Xray</w:t>
+      </w:r>
+      <w:proofErr w:type="spellEnd"/>
+      <w:r>
+        <w:rPr>
+          <w:b/>
+          <w:bCs/>
+        </w:rPr>
+        <w:t>).</w:t>
+      </w:r>
+    </w:p>
+    <w:p>
+      <w:pPr>
+        <w:numPr>
+          <w:ilvl w:val="0"/>
+          <w:numId w:val="12"/>
+        </w:numPr>
+        <w:rPr>
+          <w:b/>
+          <w:bCs/>
+        </w:rPr>
+      </w:pPr>
+      <w:r>
+        <w:rPr>
+          <w:b/>
+          <w:bCs/>
+        </w:rPr>
+        <w:t>Detalle Técnico:</w:t>
+      </w:r>
+    </w:p>
+    <w:p>
+      <w:pPr>
+        <w:numPr>
+          <w:ilvl w:val="1"/>
+          <w:numId w:val="12"/>
+        </w:numPr>
+        <w:rPr>
+          <w:b/>
+          <w:bCs/>
+        </w:rPr>
+      </w:pPr>
+      <w:r>
+        <w:rPr>
+          <w:b/>
+          <w:bCs/>
+        </w:rPr>
+        <w:t xml:space="preserve">Establecer la sintaxis </w:t>
+      </w:r>
+      <w:proofErr w:type="spellStart"/>
+      <w:r>
+        <w:rPr>
+          <w:b/>
+          <w:bCs/>
+        </w:rPr>
+        <w:t>Markdown</w:t>
+      </w:r>
+      <w:proofErr w:type="spellEnd"/>
+      <w:r>
+        <w:rPr>
+          <w:b/>
+          <w:bCs/>
+        </w:rPr>
+        <w:t xml:space="preserve"> obligatoria para simular </w:t>
+      </w:r>
+      <w:r>
+        <w:rPr>
+          <w:b/>
+          <w:bCs/>
           <w:i/>
           <w:iCs/>
         </w:rPr>
-        <w:t>Skill</w:t>
-      </w:r>
-      <w:r>
-        <w:t xml:space="preserve"> del Revisor. </w:t>
+        <w:t>Test Issues</w:t>
+      </w:r>
+      <w:r>
+        <w:rPr>
+          <w:b/>
+          <w:bCs/>
+        </w:rPr>
+        <w:t xml:space="preserve"> y </w:t>
+      </w:r>
+      <w:r>
+        <w:rPr>
+          <w:b/>
+          <w:bCs/>
+          <w:i/>
+          <w:iCs/>
+        </w:rPr>
+        <w:t xml:space="preserve">Bug </w:t>
+      </w:r>
+      <w:proofErr w:type="spellStart"/>
+      <w:r>
+        <w:rPr>
+          <w:b/>
+          <w:bCs/>
+          <w:i/>
+          <w:iCs/>
+        </w:rPr>
+        <w:t>Reports</w:t>
+      </w:r>
+      <w:proofErr w:type="spellEnd"/>
+      <w:r>
+        <w:rPr>
+          <w:b/>
+          <w:bCs/>
+        </w:rPr>
+        <w:t>.</w:t>
       </w:r>
     </w:p>
     <w:p>
       <w:pPr>
         <w:numPr>
-          <w:ilvl w:val="0"/>
-          <w:numId w:val="4"/>
+          <w:ilvl w:val="1"/>
+          <w:numId w:val="12"/>
         </w:numPr>
-      </w:pPr>
-      <w:r>
-        <w:t>Auditoría automática del borrador generado en el Hito 3: verificación de selectores estables, ausencias de pausas arbitrarias (</w:t>
-      </w:r>
-      <w:proofErr w:type="spellStart"/>
-      <w:r>
-        <w:t>sleeps</w:t>
-      </w:r>
-      <w:proofErr w:type="spellEnd"/>
-      <w:r>
-        <w:t xml:space="preserve">) y aserciones orientadas al negocio. </w:t>
+        <w:rPr>
+          <w:b/>
+          <w:bCs/>
+        </w:rPr>
+      </w:pPr>
+      <w:r>
+        <w:rPr>
+          <w:b/>
+          <w:bCs/>
+        </w:rPr>
+        <w:t xml:space="preserve">Configurar </w:t>
+      </w:r>
+      <w:proofErr w:type="spellStart"/>
+      <w:r>
+        <w:rPr>
+          <w:b/>
+          <w:bCs/>
+        </w:rPr>
+        <w:t>Playwright</w:t>
+      </w:r>
+      <w:proofErr w:type="spellEnd"/>
+      <w:r>
+        <w:rPr>
+          <w:b/>
+          <w:bCs/>
+        </w:rPr>
+        <w:t xml:space="preserve"> para la recolección exhaustiva de evidencia: activar </w:t>
+      </w:r>
+      <w:r>
+        <w:rPr>
+          <w:b/>
+          <w:bCs/>
+          <w:i/>
+          <w:iCs/>
+        </w:rPr>
+        <w:t xml:space="preserve">Trace </w:t>
+      </w:r>
+      <w:proofErr w:type="spellStart"/>
+      <w:r>
+        <w:rPr>
+          <w:b/>
+          <w:bCs/>
+          <w:i/>
+          <w:iCs/>
+        </w:rPr>
+        <w:t>Viewer</w:t>
+      </w:r>
+      <w:proofErr w:type="spellEnd"/>
+      <w:r>
+        <w:rPr>
+          <w:b/>
+          <w:bCs/>
+        </w:rPr>
+        <w:t xml:space="preserve"> completo, pantallazos y recolección </w:t>
+      </w:r>
+      <w:proofErr w:type="gramStart"/>
+      <w:r>
+        <w:rPr>
+          <w:b/>
+          <w:bCs/>
+        </w:rPr>
+        <w:t>de .</w:t>
+      </w:r>
+      <w:proofErr w:type="spellStart"/>
+      <w:r>
+        <w:rPr>
+          <w:b/>
+          <w:bCs/>
+        </w:rPr>
+        <w:t>har</w:t>
+      </w:r>
+      <w:proofErr w:type="spellEnd"/>
+      <w:proofErr w:type="gramEnd"/>
+      <w:r>
+        <w:rPr>
+          <w:b/>
+          <w:bCs/>
+        </w:rPr>
+        <w:t xml:space="preserve"> para el tráfico de red.</w:t>
       </w:r>
     </w:p>
     <w:p>
-      <w:r>
-        <w:rPr>
-          <w:b/>
-          <w:bCs/>
-        </w:rPr>
-        <w:t>Hito 5: Control Humano (</w:t>
-      </w:r>
-      <w:proofErr w:type="spellStart"/>
-      <w:r>
-        <w:rPr>
-          <w:b/>
-          <w:bCs/>
-        </w:rPr>
-        <w:t>QA</w:t>
-      </w:r>
-      <w:proofErr w:type="spellEnd"/>
-      <w:r>
-        <w:rPr>
-          <w:b/>
-          <w:bCs/>
-        </w:rPr>
-        <w:t>) y Pipeline CI/CD</w:t>
+      <w:pPr>
+        <w:numPr>
+          <w:ilvl w:val="1"/>
+          <w:numId w:val="12"/>
+        </w:numPr>
+        <w:rPr>
+          <w:b/>
+          <w:bCs/>
+        </w:rPr>
+      </w:pPr>
+      <w:r>
+        <w:rPr>
+          <w:b/>
+          <w:bCs/>
+        </w:rPr>
+        <w:t>Diseñar el proceso mediante el cual el Agente recolecta la ruta de estos artefactos y redacta el borrador del reporte final en el ticket de requerimiento.</w:t>
       </w:r>
     </w:p>
     <w:p>
       <w:pPr>
+        <w:rPr>
+          <w:b/>
+          <w:bCs/>
+        </w:rPr>
+      </w:pPr>
+      <w:r>
+        <w:rPr>
+          <w:b/>
+          <w:bCs/>
+        </w:rPr>
+        <w:t>Hito 8: Automatización y CI/CD Avanzado [PENDIENTE]</w:t>
+      </w:r>
+    </w:p>
+    <w:p>
+      <w:pPr>
         <w:numPr>
           <w:ilvl w:val="0"/>
-          <w:numId w:val="5"/>
+          <w:numId w:val="13"/>
         </w:numPr>
-      </w:pPr>
-      <w:r>
-        <w:t>Ejecución local de la prueba validada.</w:t>
+        <w:rPr>
+          <w:b/>
+          <w:bCs/>
+        </w:rPr>
+      </w:pPr>
+      <w:r>
+        <w:rPr>
+          <w:b/>
+          <w:bCs/>
+        </w:rPr>
+        <w:t xml:space="preserve">Objetivo: Desacoplar la ejecución del entorno local del </w:t>
+      </w:r>
+      <w:proofErr w:type="spellStart"/>
+      <w:r>
+        <w:rPr>
+          <w:b/>
+          <w:bCs/>
+        </w:rPr>
+        <w:t>QA</w:t>
+      </w:r>
+      <w:proofErr w:type="spellEnd"/>
+      <w:r>
+        <w:rPr>
+          <w:b/>
+          <w:bCs/>
+        </w:rPr>
+        <w:t xml:space="preserve"> y delegarla a la nube con estrategias de alto rendimiento.</w:t>
       </w:r>
     </w:p>
     <w:p>
       <w:pPr>
         <w:numPr>
           <w:ilvl w:val="0"/>
-          <w:numId w:val="5"/>
+          <w:numId w:val="13"/>
         </w:numPr>
-      </w:pPr>
-      <w:r>
-        <w:t xml:space="preserve">Aplicación de la técnica de "rotura intencional" para garantizar que la prueba detecta los fallos reales. </w:t>
+        <w:rPr>
+          <w:b/>
+          <w:bCs/>
+        </w:rPr>
+      </w:pPr>
+      <w:r>
+        <w:rPr>
+          <w:b/>
+          <w:bCs/>
+        </w:rPr>
+        <w:t>Detalle Técnico:</w:t>
       </w:r>
     </w:p>
     <w:p>
       <w:pPr>
         <w:numPr>
-          <w:ilvl w:val="0"/>
-          <w:numId w:val="5"/>
+          <w:ilvl w:val="1"/>
+          <w:numId w:val="13"/>
         </w:numPr>
-      </w:pPr>
-      <w:r>
-        <w:t xml:space="preserve">Creación del archivo </w:t>
-      </w:r>
-      <w:proofErr w:type="spellStart"/>
-      <w:r>
-        <w:t>YAML</w:t>
-      </w:r>
-      <w:proofErr w:type="spellEnd"/>
-      <w:r>
-        <w:t xml:space="preserve"> para integrar la ejecución en GitHub </w:t>
-      </w:r>
-      <w:proofErr w:type="spellStart"/>
-      <w:r>
-        <w:t>Actions</w:t>
-      </w:r>
-      <w:proofErr w:type="spellEnd"/>
-      <w:r>
-        <w:t xml:space="preserve"> (validación en Pull </w:t>
-      </w:r>
-      <w:proofErr w:type="spellStart"/>
-      <w:r>
-        <w:t>Requests</w:t>
-      </w:r>
-      <w:proofErr w:type="spellEnd"/>
-      <w:r>
-        <w:t xml:space="preserve">). </w:t>
-      </w:r>
+        <w:rPr>
+          <w:b/>
+          <w:bCs/>
+        </w:rPr>
+      </w:pPr>
+      <w:r>
+        <w:rPr>
+          <w:b/>
+          <w:bCs/>
+        </w:rPr>
+        <w:t>Creación del archivo .</w:t>
+      </w:r>
+      <w:proofErr w:type="spellStart"/>
+      <w:r>
+        <w:rPr>
+          <w:b/>
+          <w:bCs/>
+        </w:rPr>
+        <w:t>github</w:t>
+      </w:r>
+      <w:proofErr w:type="spellEnd"/>
+      <w:r>
+        <w:rPr>
+          <w:b/>
+          <w:bCs/>
+        </w:rPr>
+        <w:t>/</w:t>
+      </w:r>
+      <w:proofErr w:type="spellStart"/>
+      <w:r>
+        <w:rPr>
+          <w:b/>
+          <w:bCs/>
+        </w:rPr>
+        <w:t>workflows</w:t>
+      </w:r>
+      <w:proofErr w:type="spellEnd"/>
+      <w:r>
+        <w:rPr>
+          <w:b/>
+          <w:bCs/>
+        </w:rPr>
+        <w:t>/</w:t>
+      </w:r>
+      <w:proofErr w:type="spellStart"/>
+      <w:r>
+        <w:rPr>
+          <w:b/>
+          <w:bCs/>
+        </w:rPr>
+        <w:t>playwright.yml</w:t>
+      </w:r>
+      <w:proofErr w:type="spellEnd"/>
+      <w:r>
+        <w:rPr>
+          <w:b/>
+          <w:bCs/>
+        </w:rPr>
+        <w:t>.</w:t>
+      </w:r>
+    </w:p>
+    <w:p>
+      <w:pPr>
+        <w:numPr>
+          <w:ilvl w:val="1"/>
+          <w:numId w:val="13"/>
+        </w:numPr>
+        <w:rPr>
+          <w:b/>
+          <w:bCs/>
+        </w:rPr>
+      </w:pPr>
+      <w:r>
+        <w:rPr>
+          <w:b/>
+          <w:bCs/>
+        </w:rPr>
+        <w:t xml:space="preserve">Configuración de matrices de ejecución multiplataforma y </w:t>
+      </w:r>
+      <w:proofErr w:type="spellStart"/>
+      <w:r>
+        <w:rPr>
+          <w:b/>
+          <w:bCs/>
+          <w:i/>
+          <w:iCs/>
+        </w:rPr>
+        <w:t>Sharding</w:t>
+      </w:r>
+      <w:proofErr w:type="spellEnd"/>
+      <w:r>
+        <w:rPr>
+          <w:b/>
+          <w:bCs/>
+        </w:rPr>
+        <w:t xml:space="preserve"> para paralelización horizontal. </w:t>
+      </w:r>
+    </w:p>
+    <w:p>
+      <w:pPr>
+        <w:numPr>
+          <w:ilvl w:val="1"/>
+          <w:numId w:val="13"/>
+        </w:numPr>
+        <w:rPr>
+          <w:b/>
+          <w:bCs/>
+        </w:rPr>
+      </w:pPr>
+      <w:r>
+        <w:rPr>
+          <w:b/>
+          <w:bCs/>
+        </w:rPr>
+        <w:t xml:space="preserve">Configuración del paso </w:t>
+      </w:r>
+      <w:proofErr w:type="spellStart"/>
+      <w:r>
+        <w:rPr>
+          <w:b/>
+          <w:bCs/>
+        </w:rPr>
+        <w:t>upload-artifact</w:t>
+      </w:r>
+      <w:proofErr w:type="spellEnd"/>
+      <w:r>
+        <w:rPr>
+          <w:b/>
+          <w:bCs/>
+        </w:rPr>
+        <w:t xml:space="preserve"> para guardar los reportes HTML.</w:t>
+      </w:r>
+    </w:p>
+    <w:p>
+      <w:pPr>
+        <w:numPr>
+          <w:ilvl w:val="1"/>
+          <w:numId w:val="13"/>
+        </w:numPr>
+        <w:rPr>
+          <w:b/>
+          <w:bCs/>
+        </w:rPr>
+      </w:pPr>
+      <w:r>
+        <w:rPr>
+          <w:b/>
+          <w:bCs/>
+        </w:rPr>
+        <w:lastRenderedPageBreak/>
+        <w:t xml:space="preserve">Definición del protocolo estricto de </w:t>
+      </w:r>
+      <w:r>
+        <w:rPr>
+          <w:b/>
+          <w:bCs/>
+          <w:i/>
+          <w:iCs/>
+        </w:rPr>
+        <w:t>Self-Healing</w:t>
+      </w:r>
+      <w:r>
+        <w:rPr>
+          <w:b/>
+          <w:bCs/>
+        </w:rPr>
+        <w:t xml:space="preserve"> (Autocorrección): cómo el agente analizará las fallas del CI leyendo las trazas para proponer un parche mediante un PR, sin </w:t>
+      </w:r>
+      <w:proofErr w:type="spellStart"/>
+      <w:r>
+        <w:rPr>
+          <w:b/>
+          <w:bCs/>
+        </w:rPr>
+        <w:t>auto-aprobarlo</w:t>
+      </w:r>
+      <w:proofErr w:type="spellEnd"/>
+      <w:r>
+        <w:rPr>
+          <w:b/>
+          <w:bCs/>
+        </w:rPr>
+        <w:t xml:space="preserve"> y sin debilitar aserciones. </w:t>
+      </w:r>
+    </w:p>
+    <w:p>
+      <w:pPr>
+        <w:rPr>
+          <w:b/>
+          <w:bCs/>
+        </w:rPr>
+      </w:pPr>
     </w:p>
     <w:p/>
     <w:sectPr>
@@ -480,6 +2688,751 @@
 <file path=word/numbering.xml><?xml version="1.0" encoding="utf-8"?>
 <w:numbering xmlns:wpc="http://schemas.microsoft.com/office/word/2010/wordprocessingCanvas" xmlns:cx="http://schemas.microsoft.com/office/drawing/2014/chartex" xmlns:cx1="http://schemas.microsoft.com/office/drawing/2015/9/8/chartex" xmlns:cx2="http://schemas.microsoft.com/office/drawing/2015/10/21/chartex" xmlns:cx3="http://schemas.microsoft.com/office/drawing/2016/5/9/chartex" xmlns:cx4="http://schemas.microsoft.com/office/drawing/2016/5/10/chartex" xmlns:cx5="http://schemas.microsoft.com/office/drawing/2016/5/11/chartex" xmlns:cx6="http://schemas.microsoft.com/office/drawing/2016/5/12/chartex" xmlns:cx7="http://schemas.microsoft.com/office/drawing/2016/5/13/chartex" xmlns:cx8="http://schemas.microsoft.com/office/drawing/2016/5/14/chartex" xmlns:mc="http://schemas.openxmlformats.org/markup-compatibility/2006" xmlns:aink="http://schemas.microsoft.com/office/drawing/2016/ink" xmlns:am3d="http://schemas.microsoft.com/office/drawing/2017/model3d" xmlns:o="urn:schemas-microsoft-com:office:office" xmlns:oel="http://schemas.microsoft.com/office/2019/extlst" xmlns:r="http://schemas.openxmlformats.org/officeDocument/2006/relationships" xmlns:m="http://schemas.openxmlformats.org/officeDocument/2006/math" xmlns:v="urn:schemas-microsoft-com:vml" xmlns:wp14="http://schemas.microsoft.com/office/word/2010/wordprocessingDrawing" xmlns:wp="http://schemas.openxmlformats.org/drawingml/2006/wordprocessingDrawing" xmlns:w10="urn:schemas-microsoft-com:office:word" xmlns:w="http://schemas.openxmlformats.org/wordprocessingml/2006/main" xmlns:w14="http://schemas.microsoft.com/office/word/2010/wordml" xmlns:w15="http://schemas.microsoft.com/office/word/2012/wordml" xmlns:w16cex="http://schemas.microsoft.com/office/word/2018/wordml/cex" xmlns:w16cid="http://schemas.microsoft.com/office/word/2016/wordml/cid" xmlns:w16="http://schemas.microsoft.com/office/word/2018/wordml" xmlns:w16du="http://schemas.microsoft.com/office/word/2023/wordml/word16du" xmlns:w16sdtdh="http://schemas.microsoft.com/office/word/2020/wordml/sdtdatahash" xmlns:w16sdtfl="http://schemas.microsoft.com/office/word/2024/wordml/sdtformatlock" xmlns:w16se="http://schemas.microsoft.com/office/word/2015/wordml/symex" xmlns:wpg="http://schemas.microsoft.com/office/word/2010/wordprocessingGroup" xmlns:wpi="http://schemas.microsoft.com/office/word/2010/wordprocessingInk" xmlns:wne="http://schemas.microsoft.com/office/word/2006/wordml" xmlns:wps="http://schemas.microsoft.com/office/word/2010/wordprocessingShape" mc:Ignorable="w14 w15 w16se w16cid w16 w16cex w16sdtdh w16sdtfl w16du wp14">
   <w:abstractNum w:abstractNumId="0" w15:restartNumberingAfterBreak="0">
+    <w:nsid w:val="0C1B2B68"/>
+    <w:multiLevelType w:val="multilevel"/>
+    <w:tmpl w:val="F6E0A778"/>
+    <w:lvl w:ilvl="0">
+      <w:start w:val="1"/>
+      <w:numFmt w:val="bullet"/>
+      <w:lvlText w:val=""/>
+      <w:lvlJc w:val="left"/>
+      <w:pPr>
+        <w:tabs>
+          <w:tab w:val="num" w:pos="720"/>
+        </w:tabs>
+        <w:ind w:left="720" w:hanging="360"/>
+      </w:pPr>
+      <w:rPr>
+        <w:rFonts w:ascii="Symbol" w:hAnsi="Symbol" w:hint="default"/>
+        <w:sz w:val="20"/>
+      </w:rPr>
+    </w:lvl>
+    <w:lvl w:ilvl="1">
+      <w:start w:val="1"/>
+      <w:numFmt w:val="bullet"/>
+      <w:lvlText w:val="o"/>
+      <w:lvlJc w:val="left"/>
+      <w:pPr>
+        <w:tabs>
+          <w:tab w:val="num" w:pos="1440"/>
+        </w:tabs>
+        <w:ind w:left="1440" w:hanging="360"/>
+      </w:pPr>
+      <w:rPr>
+        <w:rFonts w:ascii="Courier New" w:hAnsi="Courier New" w:hint="default"/>
+        <w:sz w:val="20"/>
+      </w:rPr>
+    </w:lvl>
+    <w:lvl w:ilvl="2" w:tentative="1">
+      <w:start w:val="1"/>
+      <w:numFmt w:val="bullet"/>
+      <w:lvlText w:val=""/>
+      <w:lvlJc w:val="left"/>
+      <w:pPr>
+        <w:tabs>
+          <w:tab w:val="num" w:pos="2160"/>
+        </w:tabs>
+        <w:ind w:left="2160" w:hanging="360"/>
+      </w:pPr>
+      <w:rPr>
+        <w:rFonts w:ascii="Wingdings" w:hAnsi="Wingdings" w:hint="default"/>
+        <w:sz w:val="20"/>
+      </w:rPr>
+    </w:lvl>
+    <w:lvl w:ilvl="3" w:tentative="1">
+      <w:start w:val="1"/>
+      <w:numFmt w:val="bullet"/>
+      <w:lvlText w:val=""/>
+      <w:lvlJc w:val="left"/>
+      <w:pPr>
+        <w:tabs>
+          <w:tab w:val="num" w:pos="2880"/>
+        </w:tabs>
+        <w:ind w:left="2880" w:hanging="360"/>
+      </w:pPr>
+      <w:rPr>
+        <w:rFonts w:ascii="Wingdings" w:hAnsi="Wingdings" w:hint="default"/>
+        <w:sz w:val="20"/>
+      </w:rPr>
+    </w:lvl>
+    <w:lvl w:ilvl="4" w:tentative="1">
+      <w:start w:val="1"/>
+      <w:numFmt w:val="bullet"/>
+      <w:lvlText w:val=""/>
+      <w:lvlJc w:val="left"/>
+      <w:pPr>
+        <w:tabs>
+          <w:tab w:val="num" w:pos="3600"/>
+        </w:tabs>
+        <w:ind w:left="3600" w:hanging="360"/>
+      </w:pPr>
+      <w:rPr>
+        <w:rFonts w:ascii="Wingdings" w:hAnsi="Wingdings" w:hint="default"/>
+        <w:sz w:val="20"/>
+      </w:rPr>
+    </w:lvl>
+    <w:lvl w:ilvl="5" w:tentative="1">
+      <w:start w:val="1"/>
+      <w:numFmt w:val="bullet"/>
+      <w:lvlText w:val=""/>
+      <w:lvlJc w:val="left"/>
+      <w:pPr>
+        <w:tabs>
+          <w:tab w:val="num" w:pos="4320"/>
+        </w:tabs>
+        <w:ind w:left="4320" w:hanging="360"/>
+      </w:pPr>
+      <w:rPr>
+        <w:rFonts w:ascii="Wingdings" w:hAnsi="Wingdings" w:hint="default"/>
+        <w:sz w:val="20"/>
+      </w:rPr>
+    </w:lvl>
+    <w:lvl w:ilvl="6" w:tentative="1">
+      <w:start w:val="1"/>
+      <w:numFmt w:val="bullet"/>
+      <w:lvlText w:val=""/>
+      <w:lvlJc w:val="left"/>
+      <w:pPr>
+        <w:tabs>
+          <w:tab w:val="num" w:pos="5040"/>
+        </w:tabs>
+        <w:ind w:left="5040" w:hanging="360"/>
+      </w:pPr>
+      <w:rPr>
+        <w:rFonts w:ascii="Wingdings" w:hAnsi="Wingdings" w:hint="default"/>
+        <w:sz w:val="20"/>
+      </w:rPr>
+    </w:lvl>
+    <w:lvl w:ilvl="7" w:tentative="1">
+      <w:start w:val="1"/>
+      <w:numFmt w:val="bullet"/>
+      <w:lvlText w:val=""/>
+      <w:lvlJc w:val="left"/>
+      <w:pPr>
+        <w:tabs>
+          <w:tab w:val="num" w:pos="5760"/>
+        </w:tabs>
+        <w:ind w:left="5760" w:hanging="360"/>
+      </w:pPr>
+      <w:rPr>
+        <w:rFonts w:ascii="Wingdings" w:hAnsi="Wingdings" w:hint="default"/>
+        <w:sz w:val="20"/>
+      </w:rPr>
+    </w:lvl>
+    <w:lvl w:ilvl="8" w:tentative="1">
+      <w:start w:val="1"/>
+      <w:numFmt w:val="bullet"/>
+      <w:lvlText w:val=""/>
+      <w:lvlJc w:val="left"/>
+      <w:pPr>
+        <w:tabs>
+          <w:tab w:val="num" w:pos="6480"/>
+        </w:tabs>
+        <w:ind w:left="6480" w:hanging="360"/>
+      </w:pPr>
+      <w:rPr>
+        <w:rFonts w:ascii="Wingdings" w:hAnsi="Wingdings" w:hint="default"/>
+        <w:sz w:val="20"/>
+      </w:rPr>
+    </w:lvl>
+  </w:abstractNum>
+  <w:abstractNum w:abstractNumId="1" w15:restartNumberingAfterBreak="0">
+    <w:nsid w:val="11701804"/>
+    <w:multiLevelType w:val="multilevel"/>
+    <w:tmpl w:val="28EC4026"/>
+    <w:lvl w:ilvl="0">
+      <w:start w:val="1"/>
+      <w:numFmt w:val="bullet"/>
+      <w:lvlText w:val=""/>
+      <w:lvlJc w:val="left"/>
+      <w:pPr>
+        <w:tabs>
+          <w:tab w:val="num" w:pos="720"/>
+        </w:tabs>
+        <w:ind w:left="720" w:hanging="360"/>
+      </w:pPr>
+      <w:rPr>
+        <w:rFonts w:ascii="Symbol" w:hAnsi="Symbol" w:hint="default"/>
+        <w:sz w:val="20"/>
+      </w:rPr>
+    </w:lvl>
+    <w:lvl w:ilvl="1">
+      <w:start w:val="1"/>
+      <w:numFmt w:val="bullet"/>
+      <w:lvlText w:val="o"/>
+      <w:lvlJc w:val="left"/>
+      <w:pPr>
+        <w:tabs>
+          <w:tab w:val="num" w:pos="1440"/>
+        </w:tabs>
+        <w:ind w:left="1440" w:hanging="360"/>
+      </w:pPr>
+      <w:rPr>
+        <w:rFonts w:ascii="Courier New" w:hAnsi="Courier New" w:hint="default"/>
+        <w:sz w:val="20"/>
+      </w:rPr>
+    </w:lvl>
+    <w:lvl w:ilvl="2" w:tentative="1">
+      <w:start w:val="1"/>
+      <w:numFmt w:val="bullet"/>
+      <w:lvlText w:val=""/>
+      <w:lvlJc w:val="left"/>
+      <w:pPr>
+        <w:tabs>
+          <w:tab w:val="num" w:pos="2160"/>
+        </w:tabs>
+        <w:ind w:left="2160" w:hanging="360"/>
+      </w:pPr>
+      <w:rPr>
+        <w:rFonts w:ascii="Wingdings" w:hAnsi="Wingdings" w:hint="default"/>
+        <w:sz w:val="20"/>
+      </w:rPr>
+    </w:lvl>
+    <w:lvl w:ilvl="3" w:tentative="1">
+      <w:start w:val="1"/>
+      <w:numFmt w:val="bullet"/>
+      <w:lvlText w:val=""/>
+      <w:lvlJc w:val="left"/>
+      <w:pPr>
+        <w:tabs>
+          <w:tab w:val="num" w:pos="2880"/>
+        </w:tabs>
+        <w:ind w:left="2880" w:hanging="360"/>
+      </w:pPr>
+      <w:rPr>
+        <w:rFonts w:ascii="Wingdings" w:hAnsi="Wingdings" w:hint="default"/>
+        <w:sz w:val="20"/>
+      </w:rPr>
+    </w:lvl>
+    <w:lvl w:ilvl="4" w:tentative="1">
+      <w:start w:val="1"/>
+      <w:numFmt w:val="bullet"/>
+      <w:lvlText w:val=""/>
+      <w:lvlJc w:val="left"/>
+      <w:pPr>
+        <w:tabs>
+          <w:tab w:val="num" w:pos="3600"/>
+        </w:tabs>
+        <w:ind w:left="3600" w:hanging="360"/>
+      </w:pPr>
+      <w:rPr>
+        <w:rFonts w:ascii="Wingdings" w:hAnsi="Wingdings" w:hint="default"/>
+        <w:sz w:val="20"/>
+      </w:rPr>
+    </w:lvl>
+    <w:lvl w:ilvl="5" w:tentative="1">
+      <w:start w:val="1"/>
+      <w:numFmt w:val="bullet"/>
+      <w:lvlText w:val=""/>
+      <w:lvlJc w:val="left"/>
+      <w:pPr>
+        <w:tabs>
+          <w:tab w:val="num" w:pos="4320"/>
+        </w:tabs>
+        <w:ind w:left="4320" w:hanging="360"/>
+      </w:pPr>
+      <w:rPr>
+        <w:rFonts w:ascii="Wingdings" w:hAnsi="Wingdings" w:hint="default"/>
+        <w:sz w:val="20"/>
+      </w:rPr>
+    </w:lvl>
+    <w:lvl w:ilvl="6" w:tentative="1">
+      <w:start w:val="1"/>
+      <w:numFmt w:val="bullet"/>
+      <w:lvlText w:val=""/>
+      <w:lvlJc w:val="left"/>
+      <w:pPr>
+        <w:tabs>
+          <w:tab w:val="num" w:pos="5040"/>
+        </w:tabs>
+        <w:ind w:left="5040" w:hanging="360"/>
+      </w:pPr>
+      <w:rPr>
+        <w:rFonts w:ascii="Wingdings" w:hAnsi="Wingdings" w:hint="default"/>
+        <w:sz w:val="20"/>
+      </w:rPr>
+    </w:lvl>
+    <w:lvl w:ilvl="7" w:tentative="1">
+      <w:start w:val="1"/>
+      <w:numFmt w:val="bullet"/>
+      <w:lvlText w:val=""/>
+      <w:lvlJc w:val="left"/>
+      <w:pPr>
+        <w:tabs>
+          <w:tab w:val="num" w:pos="5760"/>
+        </w:tabs>
+        <w:ind w:left="5760" w:hanging="360"/>
+      </w:pPr>
+      <w:rPr>
+        <w:rFonts w:ascii="Wingdings" w:hAnsi="Wingdings" w:hint="default"/>
+        <w:sz w:val="20"/>
+      </w:rPr>
+    </w:lvl>
+    <w:lvl w:ilvl="8" w:tentative="1">
+      <w:start w:val="1"/>
+      <w:numFmt w:val="bullet"/>
+      <w:lvlText w:val=""/>
+      <w:lvlJc w:val="left"/>
+      <w:pPr>
+        <w:tabs>
+          <w:tab w:val="num" w:pos="6480"/>
+        </w:tabs>
+        <w:ind w:left="6480" w:hanging="360"/>
+      </w:pPr>
+      <w:rPr>
+        <w:rFonts w:ascii="Wingdings" w:hAnsi="Wingdings" w:hint="default"/>
+        <w:sz w:val="20"/>
+      </w:rPr>
+    </w:lvl>
+  </w:abstractNum>
+  <w:abstractNum w:abstractNumId="2" w15:restartNumberingAfterBreak="0">
+    <w:nsid w:val="131962F9"/>
+    <w:multiLevelType w:val="multilevel"/>
+    <w:tmpl w:val="72047C8E"/>
+    <w:lvl w:ilvl="0">
+      <w:start w:val="1"/>
+      <w:numFmt w:val="bullet"/>
+      <w:lvlText w:val=""/>
+      <w:lvlJc w:val="left"/>
+      <w:pPr>
+        <w:tabs>
+          <w:tab w:val="num" w:pos="720"/>
+        </w:tabs>
+        <w:ind w:left="720" w:hanging="360"/>
+      </w:pPr>
+      <w:rPr>
+        <w:rFonts w:ascii="Symbol" w:hAnsi="Symbol" w:hint="default"/>
+        <w:sz w:val="20"/>
+      </w:rPr>
+    </w:lvl>
+    <w:lvl w:ilvl="1">
+      <w:start w:val="1"/>
+      <w:numFmt w:val="bullet"/>
+      <w:lvlText w:val="o"/>
+      <w:lvlJc w:val="left"/>
+      <w:pPr>
+        <w:tabs>
+          <w:tab w:val="num" w:pos="1440"/>
+        </w:tabs>
+        <w:ind w:left="1440" w:hanging="360"/>
+      </w:pPr>
+      <w:rPr>
+        <w:rFonts w:ascii="Courier New" w:hAnsi="Courier New" w:hint="default"/>
+        <w:sz w:val="20"/>
+      </w:rPr>
+    </w:lvl>
+    <w:lvl w:ilvl="2" w:tentative="1">
+      <w:start w:val="1"/>
+      <w:numFmt w:val="bullet"/>
+      <w:lvlText w:val=""/>
+      <w:lvlJc w:val="left"/>
+      <w:pPr>
+        <w:tabs>
+          <w:tab w:val="num" w:pos="2160"/>
+        </w:tabs>
+        <w:ind w:left="2160" w:hanging="360"/>
+      </w:pPr>
+      <w:rPr>
+        <w:rFonts w:ascii="Wingdings" w:hAnsi="Wingdings" w:hint="default"/>
+        <w:sz w:val="20"/>
+      </w:rPr>
+    </w:lvl>
+    <w:lvl w:ilvl="3" w:tentative="1">
+      <w:start w:val="1"/>
+      <w:numFmt w:val="bullet"/>
+      <w:lvlText w:val=""/>
+      <w:lvlJc w:val="left"/>
+      <w:pPr>
+        <w:tabs>
+          <w:tab w:val="num" w:pos="2880"/>
+        </w:tabs>
+        <w:ind w:left="2880" w:hanging="360"/>
+      </w:pPr>
+      <w:rPr>
+        <w:rFonts w:ascii="Wingdings" w:hAnsi="Wingdings" w:hint="default"/>
+        <w:sz w:val="20"/>
+      </w:rPr>
+    </w:lvl>
+    <w:lvl w:ilvl="4" w:tentative="1">
+      <w:start w:val="1"/>
+      <w:numFmt w:val="bullet"/>
+      <w:lvlText w:val=""/>
+      <w:lvlJc w:val="left"/>
+      <w:pPr>
+        <w:tabs>
+          <w:tab w:val="num" w:pos="3600"/>
+        </w:tabs>
+        <w:ind w:left="3600" w:hanging="360"/>
+      </w:pPr>
+      <w:rPr>
+        <w:rFonts w:ascii="Wingdings" w:hAnsi="Wingdings" w:hint="default"/>
+        <w:sz w:val="20"/>
+      </w:rPr>
+    </w:lvl>
+    <w:lvl w:ilvl="5" w:tentative="1">
+      <w:start w:val="1"/>
+      <w:numFmt w:val="bullet"/>
+      <w:lvlText w:val=""/>
+      <w:lvlJc w:val="left"/>
+      <w:pPr>
+        <w:tabs>
+          <w:tab w:val="num" w:pos="4320"/>
+        </w:tabs>
+        <w:ind w:left="4320" w:hanging="360"/>
+      </w:pPr>
+      <w:rPr>
+        <w:rFonts w:ascii="Wingdings" w:hAnsi="Wingdings" w:hint="default"/>
+        <w:sz w:val="20"/>
+      </w:rPr>
+    </w:lvl>
+    <w:lvl w:ilvl="6" w:tentative="1">
+      <w:start w:val="1"/>
+      <w:numFmt w:val="bullet"/>
+      <w:lvlText w:val=""/>
+      <w:lvlJc w:val="left"/>
+      <w:pPr>
+        <w:tabs>
+          <w:tab w:val="num" w:pos="5040"/>
+        </w:tabs>
+        <w:ind w:left="5040" w:hanging="360"/>
+      </w:pPr>
+      <w:rPr>
+        <w:rFonts w:ascii="Wingdings" w:hAnsi="Wingdings" w:hint="default"/>
+        <w:sz w:val="20"/>
+      </w:rPr>
+    </w:lvl>
+    <w:lvl w:ilvl="7" w:tentative="1">
+      <w:start w:val="1"/>
+      <w:numFmt w:val="bullet"/>
+      <w:lvlText w:val=""/>
+      <w:lvlJc w:val="left"/>
+      <w:pPr>
+        <w:tabs>
+          <w:tab w:val="num" w:pos="5760"/>
+        </w:tabs>
+        <w:ind w:left="5760" w:hanging="360"/>
+      </w:pPr>
+      <w:rPr>
+        <w:rFonts w:ascii="Wingdings" w:hAnsi="Wingdings" w:hint="default"/>
+        <w:sz w:val="20"/>
+      </w:rPr>
+    </w:lvl>
+    <w:lvl w:ilvl="8" w:tentative="1">
+      <w:start w:val="1"/>
+      <w:numFmt w:val="bullet"/>
+      <w:lvlText w:val=""/>
+      <w:lvlJc w:val="left"/>
+      <w:pPr>
+        <w:tabs>
+          <w:tab w:val="num" w:pos="6480"/>
+        </w:tabs>
+        <w:ind w:left="6480" w:hanging="360"/>
+      </w:pPr>
+      <w:rPr>
+        <w:rFonts w:ascii="Wingdings" w:hAnsi="Wingdings" w:hint="default"/>
+        <w:sz w:val="20"/>
+      </w:rPr>
+    </w:lvl>
+  </w:abstractNum>
+  <w:abstractNum w:abstractNumId="3" w15:restartNumberingAfterBreak="0">
+    <w:nsid w:val="298B6917"/>
+    <w:multiLevelType w:val="multilevel"/>
+    <w:tmpl w:val="E00E1EE4"/>
+    <w:lvl w:ilvl="0">
+      <w:start w:val="1"/>
+      <w:numFmt w:val="bullet"/>
+      <w:lvlText w:val=""/>
+      <w:lvlJc w:val="left"/>
+      <w:pPr>
+        <w:tabs>
+          <w:tab w:val="num" w:pos="720"/>
+        </w:tabs>
+        <w:ind w:left="720" w:hanging="360"/>
+      </w:pPr>
+      <w:rPr>
+        <w:rFonts w:ascii="Symbol" w:hAnsi="Symbol" w:hint="default"/>
+        <w:sz w:val="20"/>
+      </w:rPr>
+    </w:lvl>
+    <w:lvl w:ilvl="1">
+      <w:start w:val="1"/>
+      <w:numFmt w:val="bullet"/>
+      <w:lvlText w:val="o"/>
+      <w:lvlJc w:val="left"/>
+      <w:pPr>
+        <w:tabs>
+          <w:tab w:val="num" w:pos="1440"/>
+        </w:tabs>
+        <w:ind w:left="1440" w:hanging="360"/>
+      </w:pPr>
+      <w:rPr>
+        <w:rFonts w:ascii="Courier New" w:hAnsi="Courier New" w:hint="default"/>
+        <w:sz w:val="20"/>
+      </w:rPr>
+    </w:lvl>
+    <w:lvl w:ilvl="2" w:tentative="1">
+      <w:start w:val="1"/>
+      <w:numFmt w:val="bullet"/>
+      <w:lvlText w:val=""/>
+      <w:lvlJc w:val="left"/>
+      <w:pPr>
+        <w:tabs>
+          <w:tab w:val="num" w:pos="2160"/>
+        </w:tabs>
+        <w:ind w:left="2160" w:hanging="360"/>
+      </w:pPr>
+      <w:rPr>
+        <w:rFonts w:ascii="Wingdings" w:hAnsi="Wingdings" w:hint="default"/>
+        <w:sz w:val="20"/>
+      </w:rPr>
+    </w:lvl>
+    <w:lvl w:ilvl="3" w:tentative="1">
+      <w:start w:val="1"/>
+      <w:numFmt w:val="bullet"/>
+      <w:lvlText w:val=""/>
+      <w:lvlJc w:val="left"/>
+      <w:pPr>
+        <w:tabs>
+          <w:tab w:val="num" w:pos="2880"/>
+        </w:tabs>
+        <w:ind w:left="2880" w:hanging="360"/>
+      </w:pPr>
+      <w:rPr>
+        <w:rFonts w:ascii="Wingdings" w:hAnsi="Wingdings" w:hint="default"/>
+        <w:sz w:val="20"/>
+      </w:rPr>
+    </w:lvl>
+    <w:lvl w:ilvl="4" w:tentative="1">
+      <w:start w:val="1"/>
+      <w:numFmt w:val="bullet"/>
+      <w:lvlText w:val=""/>
+      <w:lvlJc w:val="left"/>
+      <w:pPr>
+        <w:tabs>
+          <w:tab w:val="num" w:pos="3600"/>
+        </w:tabs>
+        <w:ind w:left="3600" w:hanging="360"/>
+      </w:pPr>
+      <w:rPr>
+        <w:rFonts w:ascii="Wingdings" w:hAnsi="Wingdings" w:hint="default"/>
+        <w:sz w:val="20"/>
+      </w:rPr>
+    </w:lvl>
+    <w:lvl w:ilvl="5" w:tentative="1">
+      <w:start w:val="1"/>
+      <w:numFmt w:val="bullet"/>
+      <w:lvlText w:val=""/>
+      <w:lvlJc w:val="left"/>
+      <w:pPr>
+        <w:tabs>
+          <w:tab w:val="num" w:pos="4320"/>
+        </w:tabs>
+        <w:ind w:left="4320" w:hanging="360"/>
+      </w:pPr>
+      <w:rPr>
+        <w:rFonts w:ascii="Wingdings" w:hAnsi="Wingdings" w:hint="default"/>
+        <w:sz w:val="20"/>
+      </w:rPr>
+    </w:lvl>
+    <w:lvl w:ilvl="6" w:tentative="1">
+      <w:start w:val="1"/>
+      <w:numFmt w:val="bullet"/>
+      <w:lvlText w:val=""/>
+      <w:lvlJc w:val="left"/>
+      <w:pPr>
+        <w:tabs>
+          <w:tab w:val="num" w:pos="5040"/>
+        </w:tabs>
+        <w:ind w:left="5040" w:hanging="360"/>
+      </w:pPr>
+      <w:rPr>
+        <w:rFonts w:ascii="Wingdings" w:hAnsi="Wingdings" w:hint="default"/>
+        <w:sz w:val="20"/>
+      </w:rPr>
+    </w:lvl>
+    <w:lvl w:ilvl="7" w:tentative="1">
+      <w:start w:val="1"/>
+      <w:numFmt w:val="bullet"/>
+      <w:lvlText w:val=""/>
+      <w:lvlJc w:val="left"/>
+      <w:pPr>
+        <w:tabs>
+          <w:tab w:val="num" w:pos="5760"/>
+        </w:tabs>
+        <w:ind w:left="5760" w:hanging="360"/>
+      </w:pPr>
+      <w:rPr>
+        <w:rFonts w:ascii="Wingdings" w:hAnsi="Wingdings" w:hint="default"/>
+        <w:sz w:val="20"/>
+      </w:rPr>
+    </w:lvl>
+    <w:lvl w:ilvl="8" w:tentative="1">
+      <w:start w:val="1"/>
+      <w:numFmt w:val="bullet"/>
+      <w:lvlText w:val=""/>
+      <w:lvlJc w:val="left"/>
+      <w:pPr>
+        <w:tabs>
+          <w:tab w:val="num" w:pos="6480"/>
+        </w:tabs>
+        <w:ind w:left="6480" w:hanging="360"/>
+      </w:pPr>
+      <w:rPr>
+        <w:rFonts w:ascii="Wingdings" w:hAnsi="Wingdings" w:hint="default"/>
+        <w:sz w:val="20"/>
+      </w:rPr>
+    </w:lvl>
+  </w:abstractNum>
+  <w:abstractNum w:abstractNumId="4" w15:restartNumberingAfterBreak="0">
+    <w:nsid w:val="2E181904"/>
+    <w:multiLevelType w:val="multilevel"/>
+    <w:tmpl w:val="CA12C44A"/>
+    <w:lvl w:ilvl="0">
+      <w:start w:val="1"/>
+      <w:numFmt w:val="bullet"/>
+      <w:lvlText w:val=""/>
+      <w:lvlJc w:val="left"/>
+      <w:pPr>
+        <w:tabs>
+          <w:tab w:val="num" w:pos="720"/>
+        </w:tabs>
+        <w:ind w:left="720" w:hanging="360"/>
+      </w:pPr>
+      <w:rPr>
+        <w:rFonts w:ascii="Symbol" w:hAnsi="Symbol" w:hint="default"/>
+        <w:sz w:val="20"/>
+      </w:rPr>
+    </w:lvl>
+    <w:lvl w:ilvl="1">
+      <w:start w:val="1"/>
+      <w:numFmt w:val="bullet"/>
+      <w:lvlText w:val="o"/>
+      <w:lvlJc w:val="left"/>
+      <w:pPr>
+        <w:tabs>
+          <w:tab w:val="num" w:pos="1440"/>
+        </w:tabs>
+        <w:ind w:left="1440" w:hanging="360"/>
+      </w:pPr>
+      <w:rPr>
+        <w:rFonts w:ascii="Courier New" w:hAnsi="Courier New" w:hint="default"/>
+        <w:sz w:val="20"/>
+      </w:rPr>
+    </w:lvl>
+    <w:lvl w:ilvl="2" w:tentative="1">
+      <w:start w:val="1"/>
+      <w:numFmt w:val="bullet"/>
+      <w:lvlText w:val=""/>
+      <w:lvlJc w:val="left"/>
+      <w:pPr>
+        <w:tabs>
+          <w:tab w:val="num" w:pos="2160"/>
+        </w:tabs>
+        <w:ind w:left="2160" w:hanging="360"/>
+      </w:pPr>
+      <w:rPr>
+        <w:rFonts w:ascii="Wingdings" w:hAnsi="Wingdings" w:hint="default"/>
+        <w:sz w:val="20"/>
+      </w:rPr>
+    </w:lvl>
+    <w:lvl w:ilvl="3" w:tentative="1">
+      <w:start w:val="1"/>
+      <w:numFmt w:val="bullet"/>
+      <w:lvlText w:val=""/>
+      <w:lvlJc w:val="left"/>
+      <w:pPr>
+        <w:tabs>
+          <w:tab w:val="num" w:pos="2880"/>
+        </w:tabs>
+        <w:ind w:left="2880" w:hanging="360"/>
+      </w:pPr>
+      <w:rPr>
+        <w:rFonts w:ascii="Wingdings" w:hAnsi="Wingdings" w:hint="default"/>
+        <w:sz w:val="20"/>
+      </w:rPr>
+    </w:lvl>
+    <w:lvl w:ilvl="4" w:tentative="1">
+      <w:start w:val="1"/>
+      <w:numFmt w:val="bullet"/>
+      <w:lvlText w:val=""/>
+      <w:lvlJc w:val="left"/>
+      <w:pPr>
+        <w:tabs>
+          <w:tab w:val="num" w:pos="3600"/>
+        </w:tabs>
+        <w:ind w:left="3600" w:hanging="360"/>
+      </w:pPr>
+      <w:rPr>
+        <w:rFonts w:ascii="Wingdings" w:hAnsi="Wingdings" w:hint="default"/>
+        <w:sz w:val="20"/>
+      </w:rPr>
+    </w:lvl>
+    <w:lvl w:ilvl="5" w:tentative="1">
+      <w:start w:val="1"/>
+      <w:numFmt w:val="bullet"/>
+      <w:lvlText w:val=""/>
+      <w:lvlJc w:val="left"/>
+      <w:pPr>
+        <w:tabs>
+          <w:tab w:val="num" w:pos="4320"/>
+        </w:tabs>
+        <w:ind w:left="4320" w:hanging="360"/>
+      </w:pPr>
+      <w:rPr>
+        <w:rFonts w:ascii="Wingdings" w:hAnsi="Wingdings" w:hint="default"/>
+        <w:sz w:val="20"/>
+      </w:rPr>
+    </w:lvl>
+    <w:lvl w:ilvl="6" w:tentative="1">
+      <w:start w:val="1"/>
+      <w:numFmt w:val="bullet"/>
+      <w:lvlText w:val=""/>
+      <w:lvlJc w:val="left"/>
+      <w:pPr>
+        <w:tabs>
+          <w:tab w:val="num" w:pos="5040"/>
+        </w:tabs>
+        <w:ind w:left="5040" w:hanging="360"/>
+      </w:pPr>
+      <w:rPr>
+        <w:rFonts w:ascii="Wingdings" w:hAnsi="Wingdings" w:hint="default"/>
+        <w:sz w:val="20"/>
+      </w:rPr>
+    </w:lvl>
+    <w:lvl w:ilvl="7" w:tentative="1">
+      <w:start w:val="1"/>
+      <w:numFmt w:val="bullet"/>
+      <w:lvlText w:val=""/>
+      <w:lvlJc w:val="left"/>
+      <w:pPr>
+        <w:tabs>
+          <w:tab w:val="num" w:pos="5760"/>
+        </w:tabs>
+        <w:ind w:left="5760" w:hanging="360"/>
+      </w:pPr>
+      <w:rPr>
+        <w:rFonts w:ascii="Wingdings" w:hAnsi="Wingdings" w:hint="default"/>
+        <w:sz w:val="20"/>
+      </w:rPr>
+    </w:lvl>
+    <w:lvl w:ilvl="8" w:tentative="1">
+      <w:start w:val="1"/>
+      <w:numFmt w:val="bullet"/>
+      <w:lvlText w:val=""/>
+      <w:lvlJc w:val="left"/>
+      <w:pPr>
+        <w:tabs>
+          <w:tab w:val="num" w:pos="6480"/>
+        </w:tabs>
+        <w:ind w:left="6480" w:hanging="360"/>
+      </w:pPr>
+      <w:rPr>
+        <w:rFonts w:ascii="Wingdings" w:hAnsi="Wingdings" w:hint="default"/>
+        <w:sz w:val="20"/>
+      </w:rPr>
+    </w:lvl>
+  </w:abstractNum>
+  <w:abstractNum w:abstractNumId="5" w15:restartNumberingAfterBreak="0">
     <w:nsid w:val="4505052C"/>
     <w:multiLevelType w:val="multilevel"/>
     <w:tmpl w:val="4F2EEBC4"/>
@@ -628,7 +3581,305 @@
       </w:rPr>
     </w:lvl>
   </w:abstractNum>
-  <w:abstractNum w:abstractNumId="1" w15:restartNumberingAfterBreak="0">
+  <w:abstractNum w:abstractNumId="6" w15:restartNumberingAfterBreak="0">
+    <w:nsid w:val="4713674C"/>
+    <w:multiLevelType w:val="multilevel"/>
+    <w:tmpl w:val="5A5001AA"/>
+    <w:lvl w:ilvl="0">
+      <w:start w:val="1"/>
+      <w:numFmt w:val="bullet"/>
+      <w:lvlText w:val=""/>
+      <w:lvlJc w:val="left"/>
+      <w:pPr>
+        <w:tabs>
+          <w:tab w:val="num" w:pos="720"/>
+        </w:tabs>
+        <w:ind w:left="720" w:hanging="360"/>
+      </w:pPr>
+      <w:rPr>
+        <w:rFonts w:ascii="Symbol" w:hAnsi="Symbol" w:hint="default"/>
+        <w:sz w:val="20"/>
+      </w:rPr>
+    </w:lvl>
+    <w:lvl w:ilvl="1">
+      <w:start w:val="1"/>
+      <w:numFmt w:val="bullet"/>
+      <w:lvlText w:val="o"/>
+      <w:lvlJc w:val="left"/>
+      <w:pPr>
+        <w:tabs>
+          <w:tab w:val="num" w:pos="1440"/>
+        </w:tabs>
+        <w:ind w:left="1440" w:hanging="360"/>
+      </w:pPr>
+      <w:rPr>
+        <w:rFonts w:ascii="Courier New" w:hAnsi="Courier New" w:hint="default"/>
+        <w:sz w:val="20"/>
+      </w:rPr>
+    </w:lvl>
+    <w:lvl w:ilvl="2" w:tentative="1">
+      <w:start w:val="1"/>
+      <w:numFmt w:val="bullet"/>
+      <w:lvlText w:val=""/>
+      <w:lvlJc w:val="left"/>
+      <w:pPr>
+        <w:tabs>
+          <w:tab w:val="num" w:pos="2160"/>
+        </w:tabs>
+        <w:ind w:left="2160" w:hanging="360"/>
+      </w:pPr>
+      <w:rPr>
+        <w:rFonts w:ascii="Wingdings" w:hAnsi="Wingdings" w:hint="default"/>
+        <w:sz w:val="20"/>
+      </w:rPr>
+    </w:lvl>
+    <w:lvl w:ilvl="3" w:tentative="1">
+      <w:start w:val="1"/>
+      <w:numFmt w:val="bullet"/>
+      <w:lvlText w:val=""/>
+      <w:lvlJc w:val="left"/>
+      <w:pPr>
+        <w:tabs>
+          <w:tab w:val="num" w:pos="2880"/>
+        </w:tabs>
+        <w:ind w:left="2880" w:hanging="360"/>
+      </w:pPr>
+      <w:rPr>
+        <w:rFonts w:ascii="Wingdings" w:hAnsi="Wingdings" w:hint="default"/>
+        <w:sz w:val="20"/>
+      </w:rPr>
+    </w:lvl>
+    <w:lvl w:ilvl="4" w:tentative="1">
+      <w:start w:val="1"/>
+      <w:numFmt w:val="bullet"/>
+      <w:lvlText w:val=""/>
+      <w:lvlJc w:val="left"/>
+      <w:pPr>
+        <w:tabs>
+          <w:tab w:val="num" w:pos="3600"/>
+        </w:tabs>
+        <w:ind w:left="3600" w:hanging="360"/>
+      </w:pPr>
+      <w:rPr>
+        <w:rFonts w:ascii="Wingdings" w:hAnsi="Wingdings" w:hint="default"/>
+        <w:sz w:val="20"/>
+      </w:rPr>
+    </w:lvl>
+    <w:lvl w:ilvl="5" w:tentative="1">
+      <w:start w:val="1"/>
+      <w:numFmt w:val="bullet"/>
+      <w:lvlText w:val=""/>
+      <w:lvlJc w:val="left"/>
+      <w:pPr>
+        <w:tabs>
+          <w:tab w:val="num" w:pos="4320"/>
+        </w:tabs>
+        <w:ind w:left="4320" w:hanging="360"/>
+      </w:pPr>
+      <w:rPr>
+        <w:rFonts w:ascii="Wingdings" w:hAnsi="Wingdings" w:hint="default"/>
+        <w:sz w:val="20"/>
+      </w:rPr>
+    </w:lvl>
+    <w:lvl w:ilvl="6" w:tentative="1">
+      <w:start w:val="1"/>
+      <w:numFmt w:val="bullet"/>
+      <w:lvlText w:val=""/>
+      <w:lvlJc w:val="left"/>
+      <w:pPr>
+        <w:tabs>
+          <w:tab w:val="num" w:pos="5040"/>
+        </w:tabs>
+        <w:ind w:left="5040" w:hanging="360"/>
+      </w:pPr>
+      <w:rPr>
+        <w:rFonts w:ascii="Wingdings" w:hAnsi="Wingdings" w:hint="default"/>
+        <w:sz w:val="20"/>
+      </w:rPr>
+    </w:lvl>
+    <w:lvl w:ilvl="7" w:tentative="1">
+      <w:start w:val="1"/>
+      <w:numFmt w:val="bullet"/>
+      <w:lvlText w:val=""/>
+      <w:lvlJc w:val="left"/>
+      <w:pPr>
+        <w:tabs>
+          <w:tab w:val="num" w:pos="5760"/>
+        </w:tabs>
+        <w:ind w:left="5760" w:hanging="360"/>
+      </w:pPr>
+      <w:rPr>
+        <w:rFonts w:ascii="Wingdings" w:hAnsi="Wingdings" w:hint="default"/>
+        <w:sz w:val="20"/>
+      </w:rPr>
+    </w:lvl>
+    <w:lvl w:ilvl="8" w:tentative="1">
+      <w:start w:val="1"/>
+      <w:numFmt w:val="bullet"/>
+      <w:lvlText w:val=""/>
+      <w:lvlJc w:val="left"/>
+      <w:pPr>
+        <w:tabs>
+          <w:tab w:val="num" w:pos="6480"/>
+        </w:tabs>
+        <w:ind w:left="6480" w:hanging="360"/>
+      </w:pPr>
+      <w:rPr>
+        <w:rFonts w:ascii="Wingdings" w:hAnsi="Wingdings" w:hint="default"/>
+        <w:sz w:val="20"/>
+      </w:rPr>
+    </w:lvl>
+  </w:abstractNum>
+  <w:abstractNum w:abstractNumId="7" w15:restartNumberingAfterBreak="0">
+    <w:nsid w:val="4CA33BF7"/>
+    <w:multiLevelType w:val="multilevel"/>
+    <w:tmpl w:val="43B2711C"/>
+    <w:lvl w:ilvl="0">
+      <w:start w:val="1"/>
+      <w:numFmt w:val="bullet"/>
+      <w:lvlText w:val=""/>
+      <w:lvlJc w:val="left"/>
+      <w:pPr>
+        <w:tabs>
+          <w:tab w:val="num" w:pos="720"/>
+        </w:tabs>
+        <w:ind w:left="720" w:hanging="360"/>
+      </w:pPr>
+      <w:rPr>
+        <w:rFonts w:ascii="Symbol" w:hAnsi="Symbol" w:hint="default"/>
+        <w:sz w:val="20"/>
+      </w:rPr>
+    </w:lvl>
+    <w:lvl w:ilvl="1">
+      <w:start w:val="1"/>
+      <w:numFmt w:val="bullet"/>
+      <w:lvlText w:val="o"/>
+      <w:lvlJc w:val="left"/>
+      <w:pPr>
+        <w:tabs>
+          <w:tab w:val="num" w:pos="1440"/>
+        </w:tabs>
+        <w:ind w:left="1440" w:hanging="360"/>
+      </w:pPr>
+      <w:rPr>
+        <w:rFonts w:ascii="Courier New" w:hAnsi="Courier New" w:hint="default"/>
+        <w:sz w:val="20"/>
+      </w:rPr>
+    </w:lvl>
+    <w:lvl w:ilvl="2" w:tentative="1">
+      <w:start w:val="1"/>
+      <w:numFmt w:val="bullet"/>
+      <w:lvlText w:val=""/>
+      <w:lvlJc w:val="left"/>
+      <w:pPr>
+        <w:tabs>
+          <w:tab w:val="num" w:pos="2160"/>
+        </w:tabs>
+        <w:ind w:left="2160" w:hanging="360"/>
+      </w:pPr>
+      <w:rPr>
+        <w:rFonts w:ascii="Wingdings" w:hAnsi="Wingdings" w:hint="default"/>
+        <w:sz w:val="20"/>
+      </w:rPr>
+    </w:lvl>
+    <w:lvl w:ilvl="3" w:tentative="1">
+      <w:start w:val="1"/>
+      <w:numFmt w:val="bullet"/>
+      <w:lvlText w:val=""/>
+      <w:lvlJc w:val="left"/>
+      <w:pPr>
+        <w:tabs>
+          <w:tab w:val="num" w:pos="2880"/>
+        </w:tabs>
+        <w:ind w:left="2880" w:hanging="360"/>
+      </w:pPr>
+      <w:rPr>
+        <w:rFonts w:ascii="Wingdings" w:hAnsi="Wingdings" w:hint="default"/>
+        <w:sz w:val="20"/>
+      </w:rPr>
+    </w:lvl>
+    <w:lvl w:ilvl="4" w:tentative="1">
+      <w:start w:val="1"/>
+      <w:numFmt w:val="bullet"/>
+      <w:lvlText w:val=""/>
+      <w:lvlJc w:val="left"/>
+      <w:pPr>
+        <w:tabs>
+          <w:tab w:val="num" w:pos="3600"/>
+        </w:tabs>
+        <w:ind w:left="3600" w:hanging="360"/>
+      </w:pPr>
+      <w:rPr>
+        <w:rFonts w:ascii="Wingdings" w:hAnsi="Wingdings" w:hint="default"/>
+        <w:sz w:val="20"/>
+      </w:rPr>
+    </w:lvl>
+    <w:lvl w:ilvl="5" w:tentative="1">
+      <w:start w:val="1"/>
+      <w:numFmt w:val="bullet"/>
+      <w:lvlText w:val=""/>
+      <w:lvlJc w:val="left"/>
+      <w:pPr>
+        <w:tabs>
+          <w:tab w:val="num" w:pos="4320"/>
+        </w:tabs>
+        <w:ind w:left="4320" w:hanging="360"/>
+      </w:pPr>
+      <w:rPr>
+        <w:rFonts w:ascii="Wingdings" w:hAnsi="Wingdings" w:hint="default"/>
+        <w:sz w:val="20"/>
+      </w:rPr>
+    </w:lvl>
+    <w:lvl w:ilvl="6" w:tentative="1">
+      <w:start w:val="1"/>
+      <w:numFmt w:val="bullet"/>
+      <w:lvlText w:val=""/>
+      <w:lvlJc w:val="left"/>
+      <w:pPr>
+        <w:tabs>
+          <w:tab w:val="num" w:pos="5040"/>
+        </w:tabs>
+        <w:ind w:left="5040" w:hanging="360"/>
+      </w:pPr>
+      <w:rPr>
+        <w:rFonts w:ascii="Wingdings" w:hAnsi="Wingdings" w:hint="default"/>
+        <w:sz w:val="20"/>
+      </w:rPr>
+    </w:lvl>
+    <w:lvl w:ilvl="7" w:tentative="1">
+      <w:start w:val="1"/>
+      <w:numFmt w:val="bullet"/>
+      <w:lvlText w:val=""/>
+      <w:lvlJc w:val="left"/>
+      <w:pPr>
+        <w:tabs>
+          <w:tab w:val="num" w:pos="5760"/>
+        </w:tabs>
+        <w:ind w:left="5760" w:hanging="360"/>
+      </w:pPr>
+      <w:rPr>
+        <w:rFonts w:ascii="Wingdings" w:hAnsi="Wingdings" w:hint="default"/>
+        <w:sz w:val="20"/>
+      </w:rPr>
+    </w:lvl>
+    <w:lvl w:ilvl="8" w:tentative="1">
+      <w:start w:val="1"/>
+      <w:numFmt w:val="bullet"/>
+      <w:lvlText w:val=""/>
+      <w:lvlJc w:val="left"/>
+      <w:pPr>
+        <w:tabs>
+          <w:tab w:val="num" w:pos="6480"/>
+        </w:tabs>
+        <w:ind w:left="6480" w:hanging="360"/>
+      </w:pPr>
+      <w:rPr>
+        <w:rFonts w:ascii="Wingdings" w:hAnsi="Wingdings" w:hint="default"/>
+        <w:sz w:val="20"/>
+      </w:rPr>
+    </w:lvl>
+  </w:abstractNum>
+  <w:abstractNum w:abstractNumId="8" w15:restartNumberingAfterBreak="0">
     <w:nsid w:val="517D75F4"/>
     <w:multiLevelType w:val="multilevel"/>
     <w:tmpl w:val="BC827D3E"/>
@@ -777,7 +4028,7 @@
       </w:rPr>
     </w:lvl>
   </w:abstractNum>
-  <w:abstractNum w:abstractNumId="2" w15:restartNumberingAfterBreak="0">
+  <w:abstractNum w:abstractNumId="9" w15:restartNumberingAfterBreak="0">
     <w:nsid w:val="52541CB6"/>
     <w:multiLevelType w:val="multilevel"/>
     <w:tmpl w:val="30A0C9BC"/>
@@ -926,7 +4177,7 @@
       </w:rPr>
     </w:lvl>
   </w:abstractNum>
-  <w:abstractNum w:abstractNumId="3" w15:restartNumberingAfterBreak="0">
+  <w:abstractNum w:abstractNumId="10" w15:restartNumberingAfterBreak="0">
     <w:nsid w:val="5292044D"/>
     <w:multiLevelType w:val="multilevel"/>
     <w:tmpl w:val="6B2E59CC"/>
@@ -1075,7 +4326,156 @@
       </w:rPr>
     </w:lvl>
   </w:abstractNum>
-  <w:abstractNum w:abstractNumId="4" w15:restartNumberingAfterBreak="0">
+  <w:abstractNum w:abstractNumId="11" w15:restartNumberingAfterBreak="0">
+    <w:nsid w:val="75EF2578"/>
+    <w:multiLevelType w:val="multilevel"/>
+    <w:tmpl w:val="59F808A4"/>
+    <w:lvl w:ilvl="0">
+      <w:start w:val="1"/>
+      <w:numFmt w:val="bullet"/>
+      <w:lvlText w:val=""/>
+      <w:lvlJc w:val="left"/>
+      <w:pPr>
+        <w:tabs>
+          <w:tab w:val="num" w:pos="720"/>
+        </w:tabs>
+        <w:ind w:left="720" w:hanging="360"/>
+      </w:pPr>
+      <w:rPr>
+        <w:rFonts w:ascii="Symbol" w:hAnsi="Symbol" w:hint="default"/>
+        <w:sz w:val="20"/>
+      </w:rPr>
+    </w:lvl>
+    <w:lvl w:ilvl="1">
+      <w:start w:val="1"/>
+      <w:numFmt w:val="bullet"/>
+      <w:lvlText w:val="o"/>
+      <w:lvlJc w:val="left"/>
+      <w:pPr>
+        <w:tabs>
+          <w:tab w:val="num" w:pos="1440"/>
+        </w:tabs>
+        <w:ind w:left="1440" w:hanging="360"/>
+      </w:pPr>
+      <w:rPr>
+        <w:rFonts w:ascii="Courier New" w:hAnsi="Courier New" w:hint="default"/>
+        <w:sz w:val="20"/>
+      </w:rPr>
+    </w:lvl>
+    <w:lvl w:ilvl="2" w:tentative="1">
+      <w:start w:val="1"/>
+      <w:numFmt w:val="bullet"/>
+      <w:lvlText w:val=""/>
+      <w:lvlJc w:val="left"/>
+      <w:pPr>
+        <w:tabs>
+          <w:tab w:val="num" w:pos="2160"/>
+        </w:tabs>
+        <w:ind w:left="2160" w:hanging="360"/>
+      </w:pPr>
+      <w:rPr>
+        <w:rFonts w:ascii="Wingdings" w:hAnsi="Wingdings" w:hint="default"/>
+        <w:sz w:val="20"/>
+      </w:rPr>
+    </w:lvl>
+    <w:lvl w:ilvl="3" w:tentative="1">
+      <w:start w:val="1"/>
+      <w:numFmt w:val="bullet"/>
+      <w:lvlText w:val=""/>
+      <w:lvlJc w:val="left"/>
+      <w:pPr>
+        <w:tabs>
+          <w:tab w:val="num" w:pos="2880"/>
+        </w:tabs>
+        <w:ind w:left="2880" w:hanging="360"/>
+      </w:pPr>
+      <w:rPr>
+        <w:rFonts w:ascii="Wingdings" w:hAnsi="Wingdings" w:hint="default"/>
+        <w:sz w:val="20"/>
+      </w:rPr>
+    </w:lvl>
+    <w:lvl w:ilvl="4" w:tentative="1">
+      <w:start w:val="1"/>
+      <w:numFmt w:val="bullet"/>
+      <w:lvlText w:val=""/>
+      <w:lvlJc w:val="left"/>
+      <w:pPr>
+        <w:tabs>
+          <w:tab w:val="num" w:pos="3600"/>
+        </w:tabs>
+        <w:ind w:left="3600" w:hanging="360"/>
+      </w:pPr>
+      <w:rPr>
+        <w:rFonts w:ascii="Wingdings" w:hAnsi="Wingdings" w:hint="default"/>
+        <w:sz w:val="20"/>
+      </w:rPr>
+    </w:lvl>
+    <w:lvl w:ilvl="5" w:tentative="1">
+      <w:start w:val="1"/>
+      <w:numFmt w:val="bullet"/>
+      <w:lvlText w:val=""/>
+      <w:lvlJc w:val="left"/>
+      <w:pPr>
+        <w:tabs>
+          <w:tab w:val="num" w:pos="4320"/>
+        </w:tabs>
+        <w:ind w:left="4320" w:hanging="360"/>
+      </w:pPr>
+      <w:rPr>
+        <w:rFonts w:ascii="Wingdings" w:hAnsi="Wingdings" w:hint="default"/>
+        <w:sz w:val="20"/>
+      </w:rPr>
+    </w:lvl>
+    <w:lvl w:ilvl="6" w:tentative="1">
+      <w:start w:val="1"/>
+      <w:numFmt w:val="bullet"/>
+      <w:lvlText w:val=""/>
+      <w:lvlJc w:val="left"/>
+      <w:pPr>
+        <w:tabs>
+          <w:tab w:val="num" w:pos="5040"/>
+        </w:tabs>
+        <w:ind w:left="5040" w:hanging="360"/>
+      </w:pPr>
+      <w:rPr>
+        <w:rFonts w:ascii="Wingdings" w:hAnsi="Wingdings" w:hint="default"/>
+        <w:sz w:val="20"/>
+      </w:rPr>
+    </w:lvl>
+    <w:lvl w:ilvl="7" w:tentative="1">
+      <w:start w:val="1"/>
+      <w:numFmt w:val="bullet"/>
+      <w:lvlText w:val=""/>
+      <w:lvlJc w:val="left"/>
+      <w:pPr>
+        <w:tabs>
+          <w:tab w:val="num" w:pos="5760"/>
+        </w:tabs>
+        <w:ind w:left="5760" w:hanging="360"/>
+      </w:pPr>
+      <w:rPr>
+        <w:rFonts w:ascii="Wingdings" w:hAnsi="Wingdings" w:hint="default"/>
+        <w:sz w:val="20"/>
+      </w:rPr>
+    </w:lvl>
+    <w:lvl w:ilvl="8" w:tentative="1">
+      <w:start w:val="1"/>
+      <w:numFmt w:val="bullet"/>
+      <w:lvlText w:val=""/>
+      <w:lvlJc w:val="left"/>
+      <w:pPr>
+        <w:tabs>
+          <w:tab w:val="num" w:pos="6480"/>
+        </w:tabs>
+        <w:ind w:left="6480" w:hanging="360"/>
+      </w:pPr>
+      <w:rPr>
+        <w:rFonts w:ascii="Wingdings" w:hAnsi="Wingdings" w:hint="default"/>
+        <w:sz w:val="20"/>
+      </w:rPr>
+    </w:lvl>
+  </w:abstractNum>
+  <w:abstractNum w:abstractNumId="12" w15:restartNumberingAfterBreak="0">
     <w:nsid w:val="76A86226"/>
     <w:multiLevelType w:val="multilevel"/>
     <w:tmpl w:val="1EFCEB86"/>
@@ -1225,19 +4625,43 @@
     </w:lvl>
   </w:abstractNum>
   <w:num w:numId="1" w16cid:durableId="123894327">
-    <w:abstractNumId w:val="4"/>
+    <w:abstractNumId w:val="12"/>
   </w:num>
   <w:num w:numId="2" w16cid:durableId="734082626">
+    <w:abstractNumId w:val="8"/>
+  </w:num>
+  <w:num w:numId="3" w16cid:durableId="1858033287">
+    <w:abstractNumId w:val="9"/>
+  </w:num>
+  <w:num w:numId="4" w16cid:durableId="566694527">
+    <w:abstractNumId w:val="10"/>
+  </w:num>
+  <w:num w:numId="5" w16cid:durableId="821892051">
+    <w:abstractNumId w:val="5"/>
+  </w:num>
+  <w:num w:numId="6" w16cid:durableId="1777752891">
+    <w:abstractNumId w:val="11"/>
+  </w:num>
+  <w:num w:numId="7" w16cid:durableId="771247484">
+    <w:abstractNumId w:val="3"/>
+  </w:num>
+  <w:num w:numId="8" w16cid:durableId="428743665">
+    <w:abstractNumId w:val="6"/>
+  </w:num>
+  <w:num w:numId="9" w16cid:durableId="754589948">
     <w:abstractNumId w:val="1"/>
   </w:num>
-  <w:num w:numId="3" w16cid:durableId="1858033287">
+  <w:num w:numId="10" w16cid:durableId="1421290665">
+    <w:abstractNumId w:val="7"/>
+  </w:num>
+  <w:num w:numId="11" w16cid:durableId="606622522">
+    <w:abstractNumId w:val="0"/>
+  </w:num>
+  <w:num w:numId="12" w16cid:durableId="1530411112">
     <w:abstractNumId w:val="2"/>
   </w:num>
-  <w:num w:numId="4" w16cid:durableId="566694527">
-    <w:abstractNumId w:val="3"/>
-  </w:num>
-  <w:num w:numId="5" w16cid:durableId="821892051">
-    <w:abstractNumId w:val="0"/>
+  <w:num w:numId="13" w16cid:durableId="1925801797">
+    <w:abstractNumId w:val="4"/>
   </w:num>
 </w:numbering>
 </file>

--- a/ROADMAP.docx
+++ b/ROADMAP.docx
@@ -1107,7 +1107,6 @@
         <w:t xml:space="preserve"> (con estructura </w:t>
       </w:r>
       <w:proofErr w:type="spellStart"/>
-      <w:proofErr w:type="gramStart"/>
       <w:r>
         <w:rPr>
           <w:b/>
@@ -1116,7 +1115,6 @@
         <w:t>test.describe</w:t>
       </w:r>
       <w:proofErr w:type="spellEnd"/>
-      <w:proofErr w:type="gramEnd"/>
       <w:r>
         <w:rPr>
           <w:b/>
@@ -1141,7 +1139,6 @@
         <w:t xml:space="preserve"> </w:t>
       </w:r>
       <w:proofErr w:type="spellStart"/>
-      <w:proofErr w:type="gramStart"/>
       <w:r>
         <w:rPr>
           <w:b/>
@@ -1150,7 +1147,6 @@
         <w:t>test.beforeEach</w:t>
       </w:r>
       <w:proofErr w:type="spellEnd"/>
-      <w:proofErr w:type="gramEnd"/>
       <w:r>
         <w:rPr>
           <w:b/>
@@ -1231,7 +1227,6 @@
         <w:t>Auditoría de los selectores propuestos por el Generador. Se verificó y aprobó el uso exclusivo de localizadores resilientes (</w:t>
       </w:r>
       <w:proofErr w:type="spellStart"/>
-      <w:proofErr w:type="gramStart"/>
       <w:r>
         <w:rPr>
           <w:b/>
@@ -1245,15 +1240,7 @@
           <w:b/>
           <w:bCs/>
         </w:rPr>
-        <w:t>(</w:t>
-      </w:r>
-      <w:proofErr w:type="gramEnd"/>
-      <w:r>
-        <w:rPr>
-          <w:b/>
-          <w:bCs/>
-        </w:rPr>
-        <w:t>'</w:t>
+        <w:t>('</w:t>
       </w:r>
       <w:proofErr w:type="spellStart"/>
       <w:r>
@@ -1382,7 +1369,6 @@
         <w:t xml:space="preserve"> (</w:t>
       </w:r>
       <w:proofErr w:type="spellStart"/>
-      <w:proofErr w:type="gramStart"/>
       <w:r>
         <w:rPr>
           <w:b/>
@@ -1396,18 +1382,9 @@
           <w:b/>
           <w:bCs/>
         </w:rPr>
-        <w:t>(</w:t>
-      </w:r>
-      <w:proofErr w:type="gramEnd"/>
-      <w:r>
-        <w:rPr>
-          <w:b/>
-          <w:bCs/>
-        </w:rPr>
-        <w:t xml:space="preserve">), </w:t>
-      </w:r>
-      <w:proofErr w:type="spellStart"/>
-      <w:proofErr w:type="gramStart"/>
+        <w:t xml:space="preserve">(), </w:t>
+      </w:r>
+      <w:proofErr w:type="spellStart"/>
       <w:r>
         <w:rPr>
           <w:b/>
@@ -1421,18 +1398,9 @@
           <w:b/>
           <w:bCs/>
         </w:rPr>
-        <w:t>(</w:t>
-      </w:r>
-      <w:proofErr w:type="gramEnd"/>
-      <w:r>
-        <w:rPr>
-          <w:b/>
-          <w:bCs/>
-        </w:rPr>
-        <w:t xml:space="preserve">), </w:t>
-      </w:r>
-      <w:proofErr w:type="spellStart"/>
-      <w:proofErr w:type="gramStart"/>
+        <w:t xml:space="preserve">(), </w:t>
+      </w:r>
+      <w:proofErr w:type="spellStart"/>
       <w:r>
         <w:rPr>
           <w:b/>
@@ -1446,15 +1414,7 @@
           <w:b/>
           <w:bCs/>
         </w:rPr>
-        <w:t>(</w:t>
-      </w:r>
-      <w:proofErr w:type="gramEnd"/>
-      <w:r>
-        <w:rPr>
-          <w:b/>
-          <w:bCs/>
-        </w:rPr>
-        <w:t>)).</w:t>
+        <w:t>()).</w:t>
       </w:r>
     </w:p>
     <w:p>
@@ -2070,15 +2030,7 @@
           <w:b/>
           <w:bCs/>
         </w:rPr>
-        <w:t xml:space="preserve"> consuma un </w:t>
-      </w:r>
-      <w:proofErr w:type="gramStart"/>
-      <w:r>
-        <w:rPr>
-          <w:b/>
-          <w:bCs/>
-        </w:rPr>
-        <w:t>archivo .</w:t>
+        <w:t xml:space="preserve"> consuma un archivo .</w:t>
       </w:r>
       <w:proofErr w:type="spellStart"/>
       <w:r>
@@ -2089,7 +2041,6 @@
         <w:t>env</w:t>
       </w:r>
       <w:proofErr w:type="spellEnd"/>
-      <w:proofErr w:type="gramEnd"/>
       <w:r>
         <w:rPr>
           <w:b/>
@@ -2359,15 +2310,7 @@
           <w:b/>
           <w:bCs/>
         </w:rPr>
-        <w:t xml:space="preserve"> completo, pantallazos y recolección </w:t>
-      </w:r>
-      <w:proofErr w:type="gramStart"/>
-      <w:r>
-        <w:rPr>
-          <w:b/>
-          <w:bCs/>
-        </w:rPr>
-        <w:t>de .</w:t>
+        <w:t xml:space="preserve"> completo, pantallazos y recolección de .</w:t>
       </w:r>
       <w:proofErr w:type="spellStart"/>
       <w:r>
@@ -2378,7 +2321,6 @@
         <w:t>har</w:t>
       </w:r>
       <w:proofErr w:type="spellEnd"/>
-      <w:proofErr w:type="gramEnd"/>
       <w:r>
         <w:rPr>
           <w:b/>
@@ -2674,7 +2616,163 @@
         </w:rPr>
       </w:pPr>
     </w:p>
-    <w:p/>
+    <w:p>
+      <w:r>
+        <w:t xml:space="preserve"># </w:t>
+      </w:r>
+      <w:proofErr w:type="spellStart"/>
+      <w:r>
+        <w:t>ROADMAP</w:t>
+      </w:r>
+      <w:proofErr w:type="spellEnd"/>
+      <w:r>
+        <w:t xml:space="preserve"> - Especialización </w:t>
+      </w:r>
+      <w:proofErr w:type="spellStart"/>
+      <w:r>
+        <w:t>Playwright</w:t>
+      </w:r>
+      <w:proofErr w:type="spellEnd"/>
+      <w:r>
+        <w:t xml:space="preserve"> (Escenarios Reales) ## Fase 1: Interacciones Avanzadas de Interfaz (UI) - [ ] **Hito 1:** Manejo de </w:t>
+      </w:r>
+      <w:proofErr w:type="spellStart"/>
+      <w:r>
+        <w:t>Iframes</w:t>
+      </w:r>
+      <w:proofErr w:type="spellEnd"/>
+      <w:r>
+        <w:t xml:space="preserve">, Shadow DOM y múltiples pestañas (Browser </w:t>
+      </w:r>
+      <w:proofErr w:type="spellStart"/>
+      <w:r>
+        <w:t>Contexts</w:t>
+      </w:r>
+      <w:proofErr w:type="spellEnd"/>
+      <w:r>
+        <w:t>). - [ ] **Hito 2:** Interacciones nativas: Alertas del navegador (</w:t>
+      </w:r>
+      <w:proofErr w:type="spellStart"/>
+      <w:r>
+        <w:t>Dialogs</w:t>
+      </w:r>
+      <w:proofErr w:type="spellEnd"/>
+      <w:r>
+        <w:t xml:space="preserve">), Drag &amp; Drop, y Subida/Descarga de archivos. - [ ] **Hito 3:** Extracción de datos y validación de tablas dinámicas complejas. ## Fase 2: Control de Red y API Testing - [ ] **Hito 4:** API Testing </w:t>
+      </w:r>
+      <w:proofErr w:type="spellStart"/>
+      <w:r>
+        <w:t>E2E</w:t>
+      </w:r>
+      <w:proofErr w:type="spellEnd"/>
+      <w:r>
+        <w:t>: Ejecución de peticiones REST (</w:t>
+      </w:r>
+      <w:proofErr w:type="spellStart"/>
+      <w:r>
+        <w:t>GET</w:t>
+      </w:r>
+      <w:proofErr w:type="spellEnd"/>
+      <w:r>
+        <w:t xml:space="preserve">, POST, PUT, </w:t>
+      </w:r>
+      <w:proofErr w:type="spellStart"/>
+      <w:r>
+        <w:t>DELETE</w:t>
+      </w:r>
+      <w:proofErr w:type="spellEnd"/>
+      <w:r>
+        <w:t xml:space="preserve">) usando el contexto `request` de </w:t>
+      </w:r>
+      <w:proofErr w:type="spellStart"/>
+      <w:r>
+        <w:t>Playwright</w:t>
+      </w:r>
+      <w:proofErr w:type="spellEnd"/>
+      <w:r>
+        <w:t xml:space="preserve">. - [ ] **Hito 5:** </w:t>
+      </w:r>
+      <w:proofErr w:type="spellStart"/>
+      <w:r>
+        <w:t>Mocking</w:t>
+      </w:r>
+      <w:proofErr w:type="spellEnd"/>
+      <w:r>
+        <w:t xml:space="preserve"> e Intercepción: Simulación de caídas de Backend (Error 500) y modificación de respuestas JSON al vuelo sin tocar el código fuente. ## Fase 3: Autenticación y Optimización - [ ] **Hito 6:** Autenticación Global: Implementación de `</w:t>
+      </w:r>
+      <w:proofErr w:type="spellStart"/>
+      <w:r>
+        <w:t>storageState</w:t>
+      </w:r>
+      <w:proofErr w:type="spellEnd"/>
+      <w:r>
+        <w:t xml:space="preserve">` para guardar cookies/tokens y saltar el login en toda la suite. - [ ] **Hito 7:** Pruebas </w:t>
+      </w:r>
+      <w:proofErr w:type="spellStart"/>
+      <w:r>
+        <w:t>Multi-rol</w:t>
+      </w:r>
+      <w:proofErr w:type="spellEnd"/>
+      <w:r>
+        <w:t xml:space="preserve">: Ejecución de flujos donde dos usuarios distintos interactúan en la misma prueba simultáneamente (Ej. </w:t>
+      </w:r>
+      <w:proofErr w:type="spellStart"/>
+      <w:r>
+        <w:t>Admin</w:t>
+      </w:r>
+      <w:proofErr w:type="spellEnd"/>
+      <w:r>
+        <w:t xml:space="preserve"> y Cliente). ## Fase 4: Calidad Integral (Visual y Accesibilidad) - [ ] **Hito 8:** Pruebas de Regresión Visual (Visual </w:t>
+      </w:r>
+      <w:proofErr w:type="spellStart"/>
+      <w:r>
+        <w:t>Regression</w:t>
+      </w:r>
+      <w:proofErr w:type="spellEnd"/>
+      <w:r>
+        <w:t xml:space="preserve"> Testing) comparando capturas de pantalla píxel por píxel. - [ ] **Hito 9:** Auditorías de Accesibilidad automatizadas integrando la librería `@</w:t>
+      </w:r>
+      <w:proofErr w:type="spellStart"/>
+      <w:r>
+        <w:t>axe-core</w:t>
+      </w:r>
+      <w:proofErr w:type="spellEnd"/>
+      <w:r>
+        <w:t>/</w:t>
+      </w:r>
+      <w:proofErr w:type="spellStart"/>
+      <w:r>
+        <w:t>playwright</w:t>
+      </w:r>
+      <w:proofErr w:type="spellEnd"/>
+      <w:r>
+        <w:t xml:space="preserve">`. ## Fase 5: Patrones de Diseño Avanzados - [ ] **Hito 10:** Creación de Fixtures personalizadas en </w:t>
+      </w:r>
+      <w:proofErr w:type="spellStart"/>
+      <w:r>
+        <w:t>Playwright</w:t>
+      </w:r>
+      <w:proofErr w:type="spellEnd"/>
+      <w:r>
+        <w:t xml:space="preserve"> para la inyección de datos y Page </w:t>
+      </w:r>
+      <w:proofErr w:type="spellStart"/>
+      <w:r>
+        <w:t>Objects</w:t>
+      </w:r>
+      <w:proofErr w:type="spellEnd"/>
+      <w:r>
+        <w:t>, reemplazando el `</w:t>
+      </w:r>
+      <w:proofErr w:type="spellStart"/>
+      <w:r>
+        <w:t>beforeEach</w:t>
+      </w:r>
+      <w:proofErr w:type="spellEnd"/>
+      <w:r>
+        <w:t>` tradicional.</w:t>
+      </w:r>
+    </w:p>
     <w:sectPr>
       <w:pgSz w:w="11906" w:h="16838"/>
       <w:pgMar w:top="1417" w:right="1701" w:bottom="1417" w:left="1701" w:header="708" w:footer="708" w:gutter="0"/>
